--- a/docs/frd/functional-requirements/23-purchase-orders-delivery-and-ap/XVS_M23_Purchase_Orders_Delivery_and_AP_Functional_Requirements_Document_v1.2.docx
+++ b/docs/frd/functional-requirements/23-purchase-orders-delivery-and-ap/XVS_M23_Purchase_Orders_Delivery_and_AP_Functional_Requirements_Document_v1.2.docx
@@ -13,7 +13,38 @@
           <w:color w:val="355B9D"/>
           <w:sz w:val="72"/>
         </w:rPr>
-        <w:t>X</w:t>
+        <w:drawing>
+          <wp:inline xmlns:a="http://schemas.openxmlformats.org/drawingml/2006/main" xmlns:pic="http://schemas.openxmlformats.org/drawingml/2006/picture">
+            <wp:extent cx="603181" cy="502920"/>
+            <wp:docPr id="1" name="Picture 1"/>
+            <wp:cNvGraphicFramePr>
+              <a:graphicFrameLocks noChangeAspect="1"/>
+            </wp:cNvGraphicFramePr>
+            <a:graphic>
+              <a:graphicData uri="http://schemas.openxmlformats.org/drawingml/2006/picture">
+                <pic:pic>
+                  <pic:nvPicPr>
+                    <pic:cNvPr id="0" name="image.png"/>
+                    <pic:cNvPicPr/>
+                  </pic:nvPicPr>
+                  <pic:blipFill>
+                    <a:blip r:embed="rId13"/>
+                    <a:stretch>
+                      <a:fillRect/>
+                    </a:stretch>
+                  </pic:blipFill>
+                  <pic:spPr>
+                    <a:xfrm>
+                      <a:off x="0" y="0"/>
+                      <a:ext cx="603181" cy="502920"/>
+                    </a:xfrm>
+                    <a:prstGeom prst="rect"/>
+                  </pic:spPr>
+                </pic:pic>
+              </a:graphicData>
+            </a:graphic>
+          </wp:inline>
+        </w:drawing>
       </w:r>
     </w:p>
     <w:tbl>
@@ -1821,6 +1852,7 @@
         </w:pBdr>
       </w:pPr>
       <w:r>
+        <w:lastRenderedPageBreak/>
         <w:t>1. Purpose and Scope</w:t>
       </w:r>
     </w:p>
@@ -1829,7 +1861,7 @@
         <w:spacing w:after="120"/>
       </w:pPr>
       <w:r>
-        <w:t xml:space="preserve">Module 23 is the half of procure-to-pay that touches the books. It commits the entity with a purchase order, recognises cost when goods arrive, matches the supplier's bill against what was ordered and received, creates the payable, and settles it. Its organising control is GR/IR clearing, which is what keeps a receipt and a bill from double-counting the same cost.</w:t>
+        <w:t>Module 23 is the half of procure-to-pay that touches the books. It commits the entity with a purchase order, recognises cost when goods arrive, matches the supplier's bill against what was ordered and received, creates the payable, and settles it. Its organising control is GR/IR clearing, which is what keeps a receipt and a bill from double-counting the same cost.</w:t>
       </w:r>
     </w:p>
     <w:p>
@@ -1888,7 +1920,7 @@
                 <w:color w:val="FFFFFF"/>
                 <w:sz w:val="17"/>
               </w:rPr>
-              <w:t xml:space="preserve">Area</w:t>
+              <w:t>Area</w:t>
             </w:r>
           </w:p>
         </w:tc>
@@ -1920,7 +1952,7 @@
                 <w:color w:val="FFFFFF"/>
                 <w:sz w:val="17"/>
               </w:rPr>
-              <w:t xml:space="preserve">Responsibility</w:t>
+              <w:t>Responsibility</w:t>
             </w:r>
           </w:p>
         </w:tc>
@@ -1956,7 +1988,7 @@
                 <w:color w:val="000000"/>
                 <w:sz w:val="16"/>
               </w:rPr>
-              <w:t xml:space="preserve">Purchase orders</w:t>
+              <w:t>Purchase orders</w:t>
             </w:r>
           </w:p>
         </w:tc>
@@ -1987,7 +2019,7 @@
                 <w:color w:val="000000"/>
                 <w:sz w:val="16"/>
               </w:rPr>
-              <w:t xml:space="preserve">Creation, lines and totals, approval hand-off, issue, and the emailed order with its delivery record and retry.</w:t>
+              <w:t>Creation, lines and totals, approval hand-off, issue, and the emailed order with its delivery record and retry.</w:t>
             </w:r>
           </w:p>
         </w:tc>
@@ -2023,7 +2055,7 @@
                 <w:color w:val="000000"/>
                 <w:sz w:val="16"/>
               </w:rPr>
-              <w:t xml:space="preserve">Goods receipt</w:t>
+              <w:t>Goods receipt</w:t>
             </w:r>
           </w:p>
         </w:tc>
@@ -2054,7 +2086,7 @@
                 <w:color w:val="000000"/>
                 <w:sz w:val="16"/>
               </w:rPr>
-              <w:t xml:space="preserve">Recording what arrived, accepted against rejected quantities, and the receipt posting.</w:t>
+              <w:t>Recording what arrived, accepted against rejected quantities, and the receipt posting.</w:t>
             </w:r>
           </w:p>
         </w:tc>
@@ -2090,7 +2122,7 @@
                 <w:color w:val="000000"/>
                 <w:sz w:val="16"/>
               </w:rPr>
-              <w:t xml:space="preserve">Three-way matching</w:t>
+              <w:t>Three-way matching</w:t>
             </w:r>
           </w:p>
         </w:tc>
@@ -2121,7 +2153,7 @@
                 <w:color w:val="000000"/>
                 <w:sz w:val="16"/>
               </w:rPr>
-              <w:t xml:space="preserve">Comparing the order, the posted receipt and the bill within configured tolerances.</w:t>
+              <w:t>Comparing the order, the posted receipt and the bill within configured tolerances.</w:t>
             </w:r>
           </w:p>
         </w:tc>
@@ -2157,7 +2189,7 @@
                 <w:color w:val="000000"/>
                 <w:sz w:val="16"/>
               </w:rPr>
-              <w:t xml:space="preserve">Vendor invoices</w:t>
+              <w:t>Vendor invoices</w:t>
             </w:r>
           </w:p>
         </w:tc>
@@ -2188,7 +2220,7 @@
                 <w:color w:val="000000"/>
                 <w:sz w:val="16"/>
               </w:rPr>
-              <w:t xml:space="preserve">Capture, duplicate control, matching, and the accounts-payable posting.</w:t>
+              <w:t>Capture, duplicate control, matching, and the accounts-payable posting.</w:t>
             </w:r>
           </w:p>
         </w:tc>
@@ -2224,7 +2256,7 @@
                 <w:color w:val="000000"/>
                 <w:sz w:val="16"/>
               </w:rPr>
-              <w:t xml:space="preserve">Vendor payments</w:t>
+              <w:t>Vendor payments</w:t>
             </w:r>
           </w:p>
         </w:tc>
@@ -2255,7 +2287,7 @@
                 <w:color w:val="000000"/>
                 <w:sz w:val="16"/>
               </w:rPr>
-              <w:t xml:space="preserve">Drafting a settlement plan, approval hand-off, posting with withholding tax and the advance split, allocation, cancellation and reversal.</w:t>
+              <w:t>Drafting a settlement plan, approval hand-off, posting with withholding tax and the advance split, allocation, cancellation and reversal.</w:t>
             </w:r>
           </w:p>
         </w:tc>
@@ -2291,7 +2323,7 @@
                 <w:color w:val="000000"/>
                 <w:sz w:val="16"/>
               </w:rPr>
-              <w:t xml:space="preserve">AP reporting</w:t>
+              <w:t>AP reporting</w:t>
             </w:r>
           </w:p>
         </w:tc>
@@ -2322,7 +2354,7 @@
                 <w:color w:val="000000"/>
                 <w:sz w:val="16"/>
               </w:rPr>
-              <w:t xml:space="preserve">Aging, the sub-ledger against its control, GR/IR balance and aging, cash requirements, and cycle time.</w:t>
+              <w:t>Aging, the sub-ledger against its control, GR/IR balance and aging, cash requirements, and cycle time.</w:t>
             </w:r>
           </w:p>
         </w:tc>
@@ -2384,7 +2416,7 @@
                 <w:color w:val="FFFFFF"/>
                 <w:sz w:val="17"/>
               </w:rPr>
-              <w:t xml:space="preserve">Not owned here</w:t>
+              <w:t>Not owned here</w:t>
             </w:r>
           </w:p>
         </w:tc>
@@ -2416,7 +2448,7 @@
                 <w:color w:val="FFFFFF"/>
                 <w:sz w:val="17"/>
               </w:rPr>
-              <w:t xml:space="preserve">Owner</w:t>
+              <w:t>Owner</w:t>
             </w:r>
           </w:p>
         </w:tc>
@@ -2452,7 +2484,7 @@
                 <w:color w:val="000000"/>
                 <w:sz w:val="16"/>
               </w:rPr>
-              <w:t xml:space="preserve">Requisitions, RFQs, quotations, and award</w:t>
+              <w:t>Requisitions, RFQs, quotations, and award</w:t>
             </w:r>
           </w:p>
         </w:tc>
@@ -2483,7 +2515,7 @@
                 <w:color w:val="000000"/>
                 <w:sz w:val="16"/>
               </w:rPr>
-              <w:t xml:space="preserve">Module 22, Procurement &amp; Requisitions. An award hands this module a draft order.</w:t>
+              <w:t>Module 22, Procurement &amp; Requisitions. An award hands this module a draft order.</w:t>
             </w:r>
           </w:p>
         </w:tc>
@@ -2519,7 +2551,7 @@
                 <w:color w:val="000000"/>
                 <w:sz w:val="16"/>
               </w:rPr>
-              <w:t xml:space="preserve">Vendor master data, contracts, catalogue, and the hold and KYC flags</w:t>
+              <w:t>Vendor master data, contracts, catalogue, and the hold and KYC flags</w:t>
             </w:r>
           </w:p>
         </w:tc>
@@ -2550,7 +2582,7 @@
                 <w:color w:val="000000"/>
                 <w:sz w:val="16"/>
               </w:rPr>
-              <w:t xml:space="preserve">Module 21, Vendor Management. This module enforces those gates; it does not set them.</w:t>
+              <w:t>Module 21, Vendor Management. This module enforces those gates; it does not set them.</w:t>
             </w:r>
           </w:p>
         </w:tc>
@@ -2586,7 +2618,7 @@
                 <w:color w:val="000000"/>
                 <w:sz w:val="16"/>
               </w:rPr>
-              <w:t xml:space="preserve">Stock quantities and valuation</w:t>
+              <w:t>Stock quantities and valuation</w:t>
             </w:r>
           </w:p>
         </w:tc>
@@ -2617,7 +2649,7 @@
                 <w:color w:val="000000"/>
                 <w:sz w:val="16"/>
               </w:rPr>
-              <w:t xml:space="preserve">Module 24, Inventory &amp; Stock Ledger. A receipt of a stock-tracked line updates the sub-ledger there.</w:t>
+              <w:t>Module 24, Inventory &amp; Stock Ledger. A receipt of a stock-tracked line updates the sub-ledger there.</w:t>
             </w:r>
           </w:p>
         </w:tc>
@@ -2653,7 +2685,7 @@
                 <w:color w:val="000000"/>
                 <w:sz w:val="16"/>
               </w:rPr>
-              <w:t xml:space="preserve">The ledger, its periods and its guards</w:t>
+              <w:t>The ledger, its periods and its guards</w:t>
             </w:r>
           </w:p>
         </w:tc>
@@ -2684,7 +2716,7 @@
                 <w:color w:val="000000"/>
                 <w:sz w:val="16"/>
               </w:rPr>
-              <w:t xml:space="preserve">Module 19, Finance &amp; Accounting. Every posting here goes through its service.</w:t>
+              <w:t>Module 19, Finance &amp; Accounting. Every posting here goes through its service.</w:t>
             </w:r>
           </w:p>
         </w:tc>
@@ -2720,7 +2752,7 @@
                 <w:color w:val="000000"/>
                 <w:sz w:val="16"/>
               </w:rPr>
-              <w:t xml:space="preserve">Sending the money to a bank</w:t>
+              <w:t>Sending the money to a bank</w:t>
             </w:r>
           </w:p>
         </w:tc>
@@ -2751,7 +2783,7 @@
                 <w:color w:val="000000"/>
                 <w:sz w:val="16"/>
               </w:rPr>
-              <w:t xml:space="preserve">Module 18, Payments &amp; Collections, where a confirmed payout books a vendor payment through this module's payables service.</w:t>
+              <w:t>Module 18, Payments &amp; Collections, where a confirmed payout books a vendor payment through this module's payables service.</w:t>
             </w:r>
           </w:p>
         </w:tc>
@@ -2774,7 +2806,7 @@
         <w:spacing w:after="120"/>
       </w:pPr>
       <w:r>
-        <w:t xml:space="preserve">The classic three-document control sits between receipt and invoice. Receiving debits the expense or inventory and credits GR/IR clearing, recognising the cost on arrival while parking the liability. The matched invoice debits GR/IR, clearing it, and credits accounts payable. When goods are both received and billed, GR/IR nets to zero, and a balance on it is exactly the list of things received but not billed, or billed but not received.</w:t>
+        <w:t>The classic three-document control sits between receipt and invoice. Receiving debits the expense or inventory and credits GR/IR clearing, recognising the cost on arrival while parking the liability. The matched invoice debits GR/IR, clearing it, and credits accounts payable. When goods are both received and billed, GR/IR nets to zero, and a balance on it is exactly the list of things received but not billed, or billed but not received.</w:t>
       </w:r>
     </w:p>
     <w:p>
@@ -2833,7 +2865,7 @@
                 <w:color w:val="FFFFFF"/>
                 <w:sz w:val="17"/>
               </w:rPr>
-              <w:t xml:space="preserve">State</w:t>
+              <w:t>State</w:t>
             </w:r>
           </w:p>
         </w:tc>
@@ -2865,7 +2897,7 @@
                 <w:color w:val="FFFFFF"/>
                 <w:sz w:val="17"/>
               </w:rPr>
-              <w:t xml:space="preserve">Meaning</w:t>
+              <w:t>Meaning</w:t>
             </w:r>
           </w:p>
         </w:tc>
@@ -2901,7 +2933,7 @@
                 <w:color w:val="000000"/>
                 <w:sz w:val="16"/>
               </w:rPr>
-              <w:t xml:space="preserve">Implemented</w:t>
+              <w:t>Implemented</w:t>
             </w:r>
           </w:p>
         </w:tc>
@@ -2932,7 +2964,7 @@
                 <w:color w:val="000000"/>
                 <w:sz w:val="16"/>
               </w:rPr>
-              <w:t xml:space="preserve">The stated behaviour is present in the inspected backend code and exercised by its tests.</w:t>
+              <w:t>The stated behaviour is present in the inspected backend code and exercised by its tests.</w:t>
             </w:r>
           </w:p>
         </w:tc>
@@ -2968,7 +3000,7 @@
                 <w:color w:val="000000"/>
                 <w:sz w:val="16"/>
               </w:rPr>
-              <w:t xml:space="preserve">Implemented with limits</w:t>
+              <w:t>Implemented with limits</w:t>
             </w:r>
           </w:p>
         </w:tc>
@@ -2999,7 +3031,7 @@
                 <w:color w:val="000000"/>
                 <w:sz w:val="16"/>
               </w:rPr>
-              <w:t xml:space="preserve">The behaviour exists and is usable, but a stated boundary applies.</w:t>
+              <w:t>The behaviour exists and is usable, but a stated boundary applies.</w:t>
             </w:r>
           </w:p>
         </w:tc>
@@ -3035,7 +3067,7 @@
                 <w:color w:val="000000"/>
                 <w:sz w:val="16"/>
               </w:rPr>
-              <w:t xml:space="preserve">Partial</w:t>
+              <w:t>Partial</w:t>
             </w:r>
           </w:p>
         </w:tc>
@@ -3066,7 +3098,7 @@
                 <w:color w:val="000000"/>
                 <w:sz w:val="16"/>
               </w:rPr>
-              <w:t xml:space="preserve">Part of the requirement is present; the rest is named in Section 9.</w:t>
+              <w:t>Part of the requirement is present; the rest is named in Section 9.</w:t>
             </w:r>
           </w:p>
         </w:tc>
@@ -3102,7 +3134,7 @@
                 <w:color w:val="000000"/>
                 <w:sz w:val="16"/>
               </w:rPr>
-              <w:t xml:space="preserve">Not implemented</w:t>
+              <w:t>Not implemented</w:t>
             </w:r>
           </w:p>
         </w:tc>
@@ -3133,7 +3165,7 @@
                 <w:color w:val="000000"/>
                 <w:sz w:val="16"/>
               </w:rPr>
-              <w:t xml:space="preserve">No backend evidence was found for the stated behaviour.</w:t>
+              <w:t>No backend evidence was found for the stated behaviour.</w:t>
             </w:r>
           </w:p>
         </w:tc>
@@ -3156,7 +3188,7 @@
         <w:spacing w:after="120"/>
       </w:pPr>
       <w:r>
-        <w:t xml:space="preserve">Draft receipts and bills are editable evidence only. Approval authorises a plan; posting is the separate accounting mutation that creates ledger history. Keeping those apart is what prevents an approval or an edit from silently becoming a posting, and it is why allocations on a draft payment reduce nothing until the payment is posted.</w:t>
+        <w:t>Draft receipts and bills are editable evidence only. Approval authorises a plan; posting is the separate accounting mutation that creates ledger history. Keeping those apart is what prevents an approval or an edit from silently becoming a posting, and it is why allocations on a draft payment reduce nothing until the payment is posted.</w:t>
       </w:r>
     </w:p>
     <w:p>
@@ -3168,6 +3200,7 @@
         </w:pBdr>
       </w:pPr>
       <w:r>
+        <w:lastRenderedPageBreak/>
         <w:t>3. Actors, Permissions, and Ownership</w:t>
       </w:r>
     </w:p>
@@ -3216,7 +3249,7 @@
                 <w:color w:val="FFFFFF"/>
                 <w:sz w:val="17"/>
               </w:rPr>
-              <w:t xml:space="preserve">Actor</w:t>
+              <w:t>Actor</w:t>
             </w:r>
           </w:p>
         </w:tc>
@@ -3248,7 +3281,7 @@
                 <w:color w:val="FFFFFF"/>
                 <w:sz w:val="17"/>
               </w:rPr>
-              <w:t xml:space="preserve">May do</w:t>
+              <w:t>May do</w:t>
             </w:r>
           </w:p>
         </w:tc>
@@ -3280,7 +3313,7 @@
                 <w:color w:val="FFFFFF"/>
                 <w:sz w:val="17"/>
               </w:rPr>
-              <w:t xml:space="preserve">Governed by</w:t>
+              <w:t>Governed by</w:t>
             </w:r>
           </w:p>
         </w:tc>
@@ -3316,7 +3349,7 @@
                 <w:color w:val="000000"/>
                 <w:sz w:val="16"/>
               </w:rPr>
-              <w:t xml:space="preserve">Buyer</w:t>
+              <w:t>Buyer</w:t>
             </w:r>
           </w:p>
         </w:tc>
@@ -3347,7 +3380,7 @@
                 <w:color w:val="000000"/>
                 <w:sz w:val="16"/>
               </w:rPr>
-              <w:t xml:space="preserve">Create and issue purchase orders, email them, retry a failed delivery.</w:t>
+              <w:t>Create and issue purchase orders, email them, retry a failed delivery.</w:t>
             </w:r>
           </w:p>
         </w:tc>
@@ -3378,7 +3411,7 @@
                 <w:color w:val="000000"/>
                 <w:sz w:val="16"/>
               </w:rPr>
-              <w:t xml:space="preserve">procurement.purchase_order.* (create and update SENSITIVE)</w:t>
+              <w:t>procurement.purchase_order.* (create and update SENSITIVE)</w:t>
             </w:r>
           </w:p>
         </w:tc>
@@ -3414,7 +3447,7 @@
                 <w:color w:val="000000"/>
                 <w:sz w:val="16"/>
               </w:rPr>
-              <w:t xml:space="preserve">Store keeper</w:t>
+              <w:t>Store keeper</w:t>
             </w:r>
           </w:p>
         </w:tc>
@@ -3445,7 +3478,7 @@
                 <w:color w:val="000000"/>
                 <w:sz w:val="16"/>
               </w:rPr>
-              <w:t xml:space="preserve">Record a goods receipt with accepted and rejected quantities.</w:t>
+              <w:t>Record a goods receipt with accepted and rejected quantities.</w:t>
             </w:r>
           </w:p>
         </w:tc>
@@ -3476,7 +3509,7 @@
                 <w:color w:val="000000"/>
                 <w:sz w:val="16"/>
               </w:rPr>
-              <w:t xml:space="preserve">procurement.goods_receipt.create, .update (SENSITIVE)</w:t>
+              <w:t>procurement.goods_receipt.create, .update (SENSITIVE)</w:t>
             </w:r>
           </w:p>
         </w:tc>
@@ -3512,7 +3545,7 @@
                 <w:color w:val="000000"/>
                 <w:sz w:val="16"/>
               </w:rPr>
-              <w:t xml:space="preserve">Receipt poster</w:t>
+              <w:t>Receipt poster</w:t>
             </w:r>
           </w:p>
         </w:tc>
@@ -3543,7 +3576,7 @@
                 <w:color w:val="000000"/>
                 <w:sz w:val="16"/>
               </w:rPr>
-              <w:t xml:space="preserve">Post a goods receipt, raising the GR/IR journal.</w:t>
+              <w:t>Post a goods receipt, raising the GR/IR journal.</w:t>
             </w:r>
           </w:p>
         </w:tc>
@@ -3574,7 +3607,7 @@
                 <w:color w:val="000000"/>
                 <w:sz w:val="16"/>
               </w:rPr>
-              <w:t xml:space="preserve">procurement.goods_receipt.post (CRITICAL)</w:t>
+              <w:t>procurement.goods_receipt.post (CRITICAL)</w:t>
             </w:r>
           </w:p>
         </w:tc>
@@ -3610,7 +3643,7 @@
                 <w:color w:val="000000"/>
                 <w:sz w:val="16"/>
               </w:rPr>
-              <w:t xml:space="preserve">Accounts-payable clerk</w:t>
+              <w:t>Accounts-payable clerk</w:t>
             </w:r>
           </w:p>
         </w:tc>
@@ -3641,7 +3674,7 @@
                 <w:color w:val="000000"/>
                 <w:sz w:val="16"/>
               </w:rPr>
-              <w:t xml:space="preserve">Capture and match a vendor bill, then post it.</w:t>
+              <w:t>Capture and match a vendor bill, then post it.</w:t>
             </w:r>
           </w:p>
         </w:tc>
@@ -3672,7 +3705,7 @@
                 <w:color w:val="000000"/>
                 <w:sz w:val="16"/>
               </w:rPr>
-              <w:t xml:space="preserve">procurement.vendor_invoice.*</w:t>
+              <w:t>procurement.vendor_invoice.*</w:t>
             </w:r>
           </w:p>
         </w:tc>
@@ -3708,7 +3741,7 @@
                 <w:color w:val="000000"/>
                 <w:sz w:val="16"/>
               </w:rPr>
-              <w:t xml:space="preserve">Payments officer</w:t>
+              <w:t>Payments officer</w:t>
             </w:r>
           </w:p>
         </w:tc>
@@ -3739,7 +3772,7 @@
                 <w:color w:val="000000"/>
                 <w:sz w:val="16"/>
               </w:rPr>
-              <w:t xml:space="preserve">Draft, submit, post, allocate, cancel and reverse a vendor payment.</w:t>
+              <w:t>Draft, submit, post, allocate, cancel and reverse a vendor payment.</w:t>
             </w:r>
           </w:p>
         </w:tc>
@@ -3770,7 +3803,7 @@
                 <w:color w:val="000000"/>
                 <w:sz w:val="16"/>
               </w:rPr>
-              <w:t xml:space="preserve">procurement.vendor_payment.* plus the approving role the stage names</w:t>
+              <w:t>procurement.vendor_payment.* plus the approving role the stage names</w:t>
             </w:r>
           </w:p>
         </w:tc>
@@ -3806,7 +3839,7 @@
                 <w:color w:val="000000"/>
                 <w:sz w:val="16"/>
               </w:rPr>
-              <w:t xml:space="preserve">Finance reader</w:t>
+              <w:t>Finance reader</w:t>
             </w:r>
           </w:p>
         </w:tc>
@@ -3837,7 +3870,7 @@
                 <w:color w:val="000000"/>
                 <w:sz w:val="16"/>
               </w:rPr>
-              <w:t xml:space="preserve">Read AP aging, the reconciliation, GR/IR and cycle analytics.</w:t>
+              <w:t>Read AP aging, the reconciliation, GR/IR and cycle analytics.</w:t>
             </w:r>
           </w:p>
         </w:tc>
@@ -3868,7 +3901,7 @@
                 <w:color w:val="000000"/>
                 <w:sz w:val="16"/>
               </w:rPr>
-              <w:t xml:space="preserve">procurement.report.view</w:t>
+              <w:t>procurement.report.view</w:t>
             </w:r>
           </w:p>
         </w:tc>
@@ -3941,7 +3974,7 @@
                 <w:b/>
                 <w:color w:val="1F7A4D"/>
               </w:rPr>
-              <w:t xml:space="preserve">FR-001 | Implemented</w:t>
+              <w:t>FR-001 | Implemented</w:t>
             </w:r>
           </w:p>
         </w:tc>
@@ -3978,7 +4011,7 @@
                 <w:color w:val="355B9D"/>
                 <w:sz w:val="16"/>
               </w:rPr>
-              <w:t xml:space="preserve">Requirement</w:t>
+              <w:t>Requirement</w:t>
             </w:r>
           </w:p>
         </w:tc>
@@ -4009,7 +4042,7 @@
                 <w:color w:val="000000"/>
                 <w:sz w:val="17"/>
               </w:rPr>
-              <w:t xml:space="preserve">A commitment to a supplier must be an explicit, approvable act with server-derived totals.</w:t>
+              <w:t>A commitment to a supplier must be an explicit, approvable act with server-derived totals.</w:t>
             </w:r>
           </w:p>
         </w:tc>
@@ -4046,7 +4079,7 @@
                 <w:color w:val="355B9D"/>
                 <w:sz w:val="16"/>
               </w:rPr>
-              <w:t xml:space="preserve">Current evidence</w:t>
+              <w:t>Current evidence</w:t>
             </w:r>
           </w:p>
         </w:tc>
@@ -4077,7 +4110,7 @@
                 <w:color w:val="000000"/>
                 <w:sz w:val="17"/>
               </w:rPr>
-              <w:t xml:space="preserve">Orders carry lines with their own snapshots of description, unit, tax and price, taken at the time so a later catalogue change cannot rewrite them. Totals are derived server-side in integer kobo. A draft is editable intent; submission hands the order to the approval engine.</w:t>
+              <w:t>Orders carry lines with their own snapshots of description, unit, tax and price, taken at the time so a later catalogue change cannot rewrite them. Totals are derived server-side in integer kobo. A draft is editable intent; submission hands the order to the approval engine.</w:t>
             </w:r>
           </w:p>
         </w:tc>
@@ -4114,7 +4147,7 @@
                 <w:color w:val="355B9D"/>
                 <w:sz w:val="16"/>
               </w:rPr>
-              <w:t xml:space="preserve">Acceptance</w:t>
+              <w:t>Acceptance</w:t>
             </w:r>
           </w:p>
         </w:tc>
@@ -4145,7 +4178,7 @@
                 <w:color w:val="000000"/>
                 <w:sz w:val="17"/>
               </w:rPr>
-              <w:t xml:space="preserve">An award in Module 22 produces a draft, not an issued order, so the commitment remains a separate deliberate act.</w:t>
+              <w:t>An award in Module 22 produces a draft, not an issued order, so the commitment remains a separate deliberate act.</w:t>
             </w:r>
           </w:p>
         </w:tc>
@@ -4182,7 +4215,7 @@
                 <w:color w:val="355B9D"/>
                 <w:sz w:val="16"/>
               </w:rPr>
-              <w:t xml:space="preserve">Current limit</w:t>
+              <w:t>Current limit</w:t>
             </w:r>
           </w:p>
         </w:tc>
@@ -4213,7 +4246,7 @@
                 <w:color w:val="000000"/>
                 <w:sz w:val="17"/>
               </w:rPr>
-              <w:t xml:space="preserve">None.</w:t>
+              <w:t>None.</w:t>
             </w:r>
           </w:p>
         </w:tc>
@@ -4279,7 +4312,7 @@
                 <w:b/>
                 <w:color w:val="1F7A4D"/>
               </w:rPr>
-              <w:t xml:space="preserve">FR-002 | Implemented</w:t>
+              <w:t>FR-002 | Implemented</w:t>
             </w:r>
           </w:p>
         </w:tc>
@@ -4316,7 +4349,7 @@
                 <w:color w:val="355B9D"/>
                 <w:sz w:val="16"/>
               </w:rPr>
-              <w:t xml:space="preserve">Requirement</w:t>
+              <w:t>Requirement</w:t>
             </w:r>
           </w:p>
         </w:tc>
@@ -4347,7 +4380,7 @@
                 <w:color w:val="000000"/>
                 <w:sz w:val="17"/>
               </w:rPr>
-              <w:t xml:space="preserve">Emailing a purchase order must be durable and retryable rather than fire-and-forget.</w:t>
+              <w:t>Emailing a purchase order must be durable and retryable rather than fire-and-forget.</w:t>
             </w:r>
           </w:p>
         </w:tc>
@@ -4384,7 +4417,7 @@
                 <w:color w:val="355B9D"/>
                 <w:sz w:val="16"/>
               </w:rPr>
-              <w:t xml:space="preserve">Current evidence</w:t>
+              <w:t>Current evidence</w:t>
             </w:r>
           </w:p>
         </w:tc>
@@ -4415,7 +4448,7 @@
                 <w:color w:val="000000"/>
                 <w:sz w:val="17"/>
               </w:rPr>
-              <w:t xml:space="preserve">The order email is scheduled, rendered and delivered through a durable path with a preview endpoint, a per-delivery record, and an explicit retry.</w:t>
+              <w:t>The order email is scheduled, rendered and delivered through a durable path with a preview endpoint, a per-delivery record, and an explicit retry.</w:t>
             </w:r>
           </w:p>
         </w:tc>
@@ -4452,7 +4485,7 @@
                 <w:color w:val="355B9D"/>
                 <w:sz w:val="16"/>
               </w:rPr>
-              <w:t xml:space="preserve">Acceptance</w:t>
+              <w:t>Acceptance</w:t>
             </w:r>
           </w:p>
         </w:tc>
@@ -4483,7 +4516,7 @@
                 <w:color w:val="000000"/>
                 <w:sz w:val="17"/>
               </w:rPr>
-              <w:t xml:space="preserve">A failed send is visible as a delivery record and can be retried without re-issuing the order.</w:t>
+              <w:t>A failed send is visible as a delivery record and can be retried without re-issuing the order.</w:t>
             </w:r>
           </w:p>
         </w:tc>
@@ -4520,7 +4553,7 @@
                 <w:color w:val="355B9D"/>
                 <w:sz w:val="16"/>
               </w:rPr>
-              <w:t xml:space="preserve">Current limit</w:t>
+              <w:t>Current limit</w:t>
             </w:r>
           </w:p>
         </w:tc>
@@ -4551,7 +4584,7 @@
                 <w:color w:val="000000"/>
                 <w:sz w:val="17"/>
               </w:rPr>
-              <w:t xml:space="preserve">None.</w:t>
+              <w:t>None.</w:t>
             </w:r>
           </w:p>
         </w:tc>
@@ -4617,7 +4650,7 @@
                 <w:b/>
                 <w:color w:val="1F7A4D"/>
               </w:rPr>
-              <w:t xml:space="preserve">FR-003 | Implemented</w:t>
+              <w:t>FR-003 | Implemented</w:t>
             </w:r>
           </w:p>
         </w:tc>
@@ -4654,7 +4687,7 @@
                 <w:color w:val="355B9D"/>
                 <w:sz w:val="16"/>
               </w:rPr>
-              <w:t xml:space="preserve">Requirement</w:t>
+              <w:t>Requirement</w:t>
             </w:r>
           </w:p>
         </w:tc>
@@ -4685,7 +4718,7 @@
                 <w:color w:val="000000"/>
                 <w:sz w:val="17"/>
               </w:rPr>
-              <w:t xml:space="preserve">Cost belongs in the period the goods arrived, not the period the bill turned up.</w:t>
+              <w:t>Cost belongs in the period the goods arrived, not the period the bill turned up.</w:t>
             </w:r>
           </w:p>
         </w:tc>
@@ -4722,7 +4755,7 @@
                 <w:color w:val="355B9D"/>
                 <w:sz w:val="16"/>
               </w:rPr>
-              <w:t xml:space="preserve">Current evidence</w:t>
+              <w:t>Current evidence</w:t>
             </w:r>
           </w:p>
         </w:tc>
@@ -4753,7 +4786,7 @@
                 <w:color w:val="000000"/>
                 <w:sz w:val="17"/>
               </w:rPr>
-              <w:t xml:space="preserve">Posting a goods receipt debits expense or inventory and credits GR/IR clearing at accepted value, excluding tax, through the finance posting service so the period lock and balance guard apply. Accepted and rejected quantities are recorded separately.</w:t>
+              <w:t>Posting a goods receipt debits expense or inventory and credits GR/IR clearing at accepted value, excluding tax, through the finance posting service so the period lock and balance guard apply. Accepted and rejected quantities are recorded separately.</w:t>
             </w:r>
           </w:p>
         </w:tc>
@@ -4790,7 +4823,7 @@
                 <w:color w:val="355B9D"/>
                 <w:sz w:val="16"/>
               </w:rPr>
-              <w:t xml:space="preserve">Acceptance</w:t>
+              <w:t>Acceptance</w:t>
             </w:r>
           </w:p>
         </w:tc>
@@ -4821,7 +4854,7 @@
                 <w:color w:val="000000"/>
                 <w:sz w:val="17"/>
               </w:rPr>
-              <w:t xml:space="preserve">Rejected quantities are not capitalised or expensed. A stock-tracked line additionally raises quantity and value in Module 24's sub-ledger, while this journal posts the ledger side.</w:t>
+              <w:t>Rejected quantities are not capitalised or expensed. A stock-tracked line additionally raises quantity and value in Module 24's sub-ledger, while this journal posts the ledger side.</w:t>
             </w:r>
           </w:p>
         </w:tc>
@@ -4858,7 +4891,7 @@
                 <w:color w:val="355B9D"/>
                 <w:sz w:val="16"/>
               </w:rPr>
-              <w:t xml:space="preserve">Current limit</w:t>
+              <w:t>Current limit</w:t>
             </w:r>
           </w:p>
         </w:tc>
@@ -4889,7 +4922,7 @@
                 <w:color w:val="000000"/>
                 <w:sz w:val="17"/>
               </w:rPr>
-              <w:t xml:space="preserve">None.</w:t>
+              <w:t>None.</w:t>
             </w:r>
           </w:p>
         </w:tc>
@@ -4909,6 +4942,7 @@
         </w:pBdr>
       </w:pPr>
       <w:r>
+        <w:lastRenderedPageBreak/>
         <w:t>FR-004 Match the Bill Against Order and Receipt</w:t>
       </w:r>
     </w:p>
@@ -4955,7 +4989,7 @@
                 <w:b/>
                 <w:color w:val="1F7A4D"/>
               </w:rPr>
-              <w:t xml:space="preserve">FR-004 | Implemented</w:t>
+              <w:t>FR-004 | Implemented</w:t>
             </w:r>
           </w:p>
         </w:tc>
@@ -4992,7 +5026,7 @@
                 <w:color w:val="355B9D"/>
                 <w:sz w:val="16"/>
               </w:rPr>
-              <w:t xml:space="preserve">Requirement</w:t>
+              <w:t>Requirement</w:t>
             </w:r>
           </w:p>
         </w:tc>
@@ -5023,7 +5057,7 @@
                 <w:color w:val="000000"/>
                 <w:sz w:val="17"/>
               </w:rPr>
-              <w:t xml:space="preserve">A supplier's bill must be checked against what was ordered and what actually arrived before it becomes a payable.</w:t>
+              <w:t>A supplier's bill must be checked against what was ordered and what actually arrived before it becomes a payable.</w:t>
             </w:r>
           </w:p>
         </w:tc>
@@ -5060,7 +5094,7 @@
                 <w:color w:val="355B9D"/>
                 <w:sz w:val="16"/>
               </w:rPr>
-              <w:t xml:space="preserve">Current evidence</w:t>
+              <w:t>Current evidence</w:t>
             </w:r>
           </w:p>
         </w:tc>
@@ -5091,7 +5125,7 @@
                 <w:color w:val="000000"/>
                 <w:sz w:val="17"/>
               </w:rPr>
-              <w:t xml:space="preserve">The three-way match compares, per line linked to an order line, the cumulative billed quantity and the unit price against ordered and received. Three outcomes block: over-billed (beyond the ordered tolerance), under-received (beyond the receipt tolerance), and a non-PO bill where the entity forbids them. A price variance outside tolerance is flagged and does not block. Tolerances are configured per entity in basis points and default to zero, so any difference at all is detected.</w:t>
+              <w:t>The three-way match compares, per line linked to an order line, the cumulative billed quantity and the unit price against ordered and received. Three outcomes block: over-billed (beyond the ordered tolerance), under-received (beyond the receipt tolerance), and a non-PO bill where the entity forbids them. A price variance outside tolerance is flagged and does not block. Tolerances are configured per entity in basis points and default to zero, so any difference at all is detected.</w:t>
             </w:r>
           </w:p>
         </w:tc>
@@ -5128,7 +5162,7 @@
                 <w:color w:val="355B9D"/>
                 <w:sz w:val="16"/>
               </w:rPr>
-              <w:t xml:space="preserve">Acceptance</w:t>
+              <w:t>Acceptance</w:t>
             </w:r>
           </w:p>
         </w:tc>
@@ -5159,7 +5193,7 @@
                 <w:color w:val="000000"/>
                 <w:sz w:val="17"/>
               </w:rPr>
-              <w:t xml:space="preserve">A blocking outcome stops the posting rather than warning, and overriding one requires procurement.vendor_invoice.override_variance passed explicitly; without the key the override is refused. A price difference is not absorbed either: GR/IR clears at the receipt's own basis and the difference lands in the purchase price variance account, where it is visible as its own number.</w:t>
+              <w:t>A blocking outcome stops the posting rather than warning, and overriding one requires procurement.vendor_invoice.override_variance passed explicitly; without the key the override is refused. A price difference is not absorbed either: GR/IR clears at the receipt's own basis and the difference lands in the purchase price variance account, where it is visible as its own number.</w:t>
             </w:r>
           </w:p>
         </w:tc>
@@ -5196,7 +5230,7 @@
                 <w:color w:val="355B9D"/>
                 <w:sz w:val="16"/>
               </w:rPr>
-              <w:t xml:space="preserve">Current limit</w:t>
+              <w:t>Current limit</w:t>
             </w:r>
           </w:p>
         </w:tc>
@@ -5227,7 +5261,7 @@
                 <w:color w:val="000000"/>
                 <w:sz w:val="17"/>
               </w:rPr>
-              <w:t xml:space="preserve">Nothing reports on the purchase price variance account, so the variance is isolated in the ledger but surfaced on no screen.</w:t>
+              <w:t>Nothing reports on the purchase price variance account, so the variance is isolated in the ledger but surfaced on no screen.</w:t>
             </w:r>
           </w:p>
         </w:tc>
@@ -5293,7 +5327,7 @@
                 <w:b/>
                 <w:color w:val="1F7A4D"/>
               </w:rPr>
-              <w:t xml:space="preserve">FR-005 | Implemented</w:t>
+              <w:t>FR-005 | Implemented</w:t>
             </w:r>
           </w:p>
         </w:tc>
@@ -5330,7 +5364,7 @@
                 <w:color w:val="355B9D"/>
                 <w:sz w:val="16"/>
               </w:rPr>
-              <w:t xml:space="preserve">Requirement</w:t>
+              <w:t>Requirement</w:t>
             </w:r>
           </w:p>
         </w:tc>
@@ -5361,7 +5395,7 @@
                 <w:color w:val="000000"/>
                 <w:sz w:val="17"/>
               </w:rPr>
-              <w:t xml:space="preserve">The same supplier invoice must not be capturable twice, and a retried submission must not create a second one.</w:t>
+              <w:t>The same supplier invoice must not be capturable twice, and a retried submission must not create a second one.</w:t>
             </w:r>
           </w:p>
         </w:tc>
@@ -5398,7 +5432,7 @@
                 <w:color w:val="355B9D"/>
                 <w:sz w:val="16"/>
               </w:rPr>
-              <w:t xml:space="preserve">Current evidence</w:t>
+              <w:t>Current evidence</w:t>
             </w:r>
           </w:p>
         </w:tc>
@@ -5429,7 +5463,7 @@
                 <w:color w:val="000000"/>
                 <w:sz w:val="17"/>
               </w:rPr>
-              <w:t xml:space="preserve">A reference-check endpoint answers before capture. Same-vendor duplicates are hard-blocked, cross-vendor matches raise a warning requiring confirmation, validation runs both early and at save time, and creation is retry-safe.</w:t>
+              <w:t>A reference-check endpoint answers before capture. Same-vendor duplicates are hard-blocked, cross-vendor matches raise a warning requiring confirmation, validation runs both early and at save time, and creation is retry-safe.</w:t>
             </w:r>
           </w:p>
         </w:tc>
@@ -5466,7 +5500,7 @@
                 <w:color w:val="355B9D"/>
                 <w:sz w:val="16"/>
               </w:rPr>
-              <w:t xml:space="preserve">Acceptance</w:t>
+              <w:t>Acceptance</w:t>
             </w:r>
           </w:p>
         </w:tc>
@@ -5497,7 +5531,7 @@
                 <w:color w:val="000000"/>
                 <w:sz w:val="17"/>
               </w:rPr>
-              <w:t xml:space="preserve">A network retry of the same capture yields one bill, not two. A genuine same-reference bill from a different vendor is possible but must be confirmed deliberately.</w:t>
+              <w:t>A network retry of the same capture yields one bill, not two. A genuine same-reference bill from a different vendor is possible but must be confirmed deliberately.</w:t>
             </w:r>
           </w:p>
         </w:tc>
@@ -5534,7 +5568,7 @@
                 <w:color w:val="355B9D"/>
                 <w:sz w:val="16"/>
               </w:rPr>
-              <w:t xml:space="preserve">Current limit</w:t>
+              <w:t>Current limit</w:t>
             </w:r>
           </w:p>
         </w:tc>
@@ -5565,7 +5599,7 @@
                 <w:color w:val="000000"/>
                 <w:sz w:val="17"/>
               </w:rPr>
-              <w:t xml:space="preserve">None.</w:t>
+              <w:t>None.</w:t>
             </w:r>
           </w:p>
         </w:tc>
@@ -5631,7 +5665,7 @@
                 <w:b/>
                 <w:color w:val="1F7A4D"/>
               </w:rPr>
-              <w:t xml:space="preserve">FR-006 | Implemented</w:t>
+              <w:t>FR-006 | Implemented</w:t>
             </w:r>
           </w:p>
         </w:tc>
@@ -5668,7 +5702,7 @@
                 <w:color w:val="355B9D"/>
                 <w:sz w:val="16"/>
               </w:rPr>
-              <w:t xml:space="preserve">Requirement</w:t>
+              <w:t>Requirement</w:t>
             </w:r>
           </w:p>
         </w:tc>
@@ -5699,7 +5733,7 @@
                 <w:color w:val="000000"/>
                 <w:sz w:val="17"/>
               </w:rPr>
-              <w:t xml:space="preserve">Posting a matched bill must clear what the receipt parked and recognise what is owed.</w:t>
+              <w:t>Posting a matched bill must clear what the receipt parked and recognise what is owed.</w:t>
             </w:r>
           </w:p>
         </w:tc>
@@ -5736,7 +5770,7 @@
                 <w:color w:val="355B9D"/>
                 <w:sz w:val="16"/>
               </w:rPr>
-              <w:t xml:space="preserve">Current evidence</w:t>
+              <w:t>Current evidence</w:t>
             </w:r>
           </w:p>
         </w:tc>
@@ -5767,7 +5801,7 @@
                 <w:color w:val="000000"/>
                 <w:sz w:val="17"/>
               </w:rPr>
-              <w:t xml:space="preserve">Posting debits GR/IR clearing, plus recoverable input VAT where applicable, and credits accounts payable. For an order-based bill the debit clears the GR/IR liability the receipt parked; a non-PO bill debits the expense directly.</w:t>
+              <w:t>Posting debits GR/IR clearing, plus recoverable input VAT where applicable, and credits accounts payable. For an order-based bill the debit clears the GR/IR liability the receipt parked; a non-PO bill debits the expense directly.</w:t>
             </w:r>
           </w:p>
         </w:tc>
@@ -5804,7 +5838,7 @@
                 <w:color w:val="355B9D"/>
                 <w:sz w:val="16"/>
               </w:rPr>
-              <w:t xml:space="preserve">Acceptance</w:t>
+              <w:t>Acceptance</w:t>
             </w:r>
           </w:p>
         </w:tc>
@@ -5835,7 +5869,7 @@
                 <w:color w:val="000000"/>
                 <w:sz w:val="17"/>
               </w:rPr>
-              <w:t xml:space="preserve">Once goods are both received and billed, GR/IR nets to zero for that line, which is the property the GR/IR report reads.</w:t>
+              <w:t>Once goods are both received and billed, GR/IR nets to zero for that line, which is the property the GR/IR report reads.</w:t>
             </w:r>
           </w:p>
         </w:tc>
@@ -5872,7 +5906,7 @@
                 <w:color w:val="355B9D"/>
                 <w:sz w:val="16"/>
               </w:rPr>
-              <w:t xml:space="preserve">Current limit</w:t>
+              <w:t>Current limit</w:t>
             </w:r>
           </w:p>
         </w:tc>
@@ -5903,7 +5937,7 @@
                 <w:color w:val="000000"/>
                 <w:sz w:val="17"/>
               </w:rPr>
-              <w:t xml:space="preserve">None.</w:t>
+              <w:t>None.</w:t>
             </w:r>
           </w:p>
         </w:tc>
@@ -5969,7 +6003,7 @@
                 <w:b/>
                 <w:color w:val="1F7A4D"/>
               </w:rPr>
-              <w:t xml:space="preserve">FR-007 | Implemented</w:t>
+              <w:t>FR-007 | Implemented</w:t>
             </w:r>
           </w:p>
         </w:tc>
@@ -6006,7 +6040,7 @@
                 <w:color w:val="355B9D"/>
                 <w:sz w:val="16"/>
               </w:rPr>
-              <w:t xml:space="preserve">Requirement</w:t>
+              <w:t>Requirement</w:t>
             </w:r>
           </w:p>
         </w:tc>
@@ -6037,7 +6071,7 @@
                 <w:color w:val="000000"/>
                 <w:sz w:val="17"/>
               </w:rPr>
-              <w:t xml:space="preserve">Paying more than is currently billed must not read as the supplier owing the entity money.</w:t>
+              <w:t>Paying more than is currently billed must not read as the supplier owing the entity money.</w:t>
             </w:r>
           </w:p>
         </w:tc>
@@ -6074,7 +6108,7 @@
                 <w:color w:val="355B9D"/>
                 <w:sz w:val="16"/>
               </w:rPr>
-              <w:t xml:space="preserve">Current evidence</w:t>
+              <w:t>Current evidence</w:t>
             </w:r>
           </w:p>
         </w:tc>
@@ -6105,7 +6139,7 @@
                 <w:color w:val="000000"/>
                 <w:sz w:val="17"/>
               </w:rPr>
-              <w:t xml:space="preserve">A vendor payment debits accounts payable for the settled part only and the vendor-advance asset for the rest, credits bank for the net, and credits withholding tax payable for anything deducted. The split happens at source, in one transaction with the sub-ledger.</w:t>
+              <w:t>A vendor payment debits accounts payable for the settled part only and the vendor-advance asset for the rest, credits bank for the net, and credits withholding tax payable for anything deducted. The split happens at source, in one transaction with the sub-ledger.</w:t>
             </w:r>
           </w:p>
         </w:tc>
@@ -6142,7 +6176,7 @@
                 <w:color w:val="355B9D"/>
                 <w:sz w:val="16"/>
               </w:rPr>
-              <w:t xml:space="preserve">Acceptance</w:t>
+              <w:t>Acceptance</w:t>
             </w:r>
           </w:p>
         </w:tc>
@@ -6173,7 +6207,7 @@
                 <w:color w:val="000000"/>
                 <w:sz w:val="17"/>
               </w:rPr>
-              <w:t xml:space="preserve">Debiting AP for the whole gross would put a debit balance on a liability. The truth is that the entity is out of pocket and the vendor owes goods, which is an asset, and the split records that.</w:t>
+              <w:t>Debiting AP for the whole gross would put a debit balance on a liability. The truth is that the entity is out of pocket and the vendor owes goods, which is an asset, and the split records that.</w:t>
             </w:r>
           </w:p>
         </w:tc>
@@ -6210,7 +6244,7 @@
                 <w:color w:val="355B9D"/>
                 <w:sz w:val="16"/>
               </w:rPr>
-              <w:t xml:space="preserve">Current limit</w:t>
+              <w:t>Current limit</w:t>
             </w:r>
           </w:p>
         </w:tc>
@@ -6241,7 +6275,7 @@
                 <w:color w:val="000000"/>
                 <w:sz w:val="17"/>
               </w:rPr>
-              <w:t xml:space="preserve">None.</w:t>
+              <w:t>None.</w:t>
             </w:r>
           </w:p>
         </w:tc>
@@ -6261,6 +6295,7 @@
         </w:pBdr>
       </w:pPr>
       <w:r>
+        <w:lastRenderedPageBreak/>
         <w:t>FR-008 Apply an Advance to a Later Bill</w:t>
       </w:r>
     </w:p>
@@ -6307,7 +6342,7 @@
                 <w:b/>
                 <w:color w:val="1F7A4D"/>
               </w:rPr>
-              <w:t xml:space="preserve">FR-008 | Implemented</w:t>
+              <w:t>FR-008 | Implemented</w:t>
             </w:r>
           </w:p>
         </w:tc>
@@ -6344,7 +6379,7 @@
                 <w:color w:val="355B9D"/>
                 <w:sz w:val="16"/>
               </w:rPr>
-              <w:t xml:space="preserve">Requirement</w:t>
+              <w:t>Requirement</w:t>
             </w:r>
           </w:p>
         </w:tc>
@@ -6375,7 +6410,7 @@
                 <w:color w:val="000000"/>
                 <w:sz w:val="17"/>
               </w:rPr>
-              <w:t xml:space="preserve">Money already paid must be usable against a bill that arrives afterwards.</w:t>
+              <w:t>Money already paid must be usable against a bill that arrives afterwards.</w:t>
             </w:r>
           </w:p>
         </w:tc>
@@ -6412,7 +6447,7 @@
                 <w:color w:val="355B9D"/>
                 <w:sz w:val="16"/>
               </w:rPr>
-              <w:t xml:space="preserve">Current evidence</w:t>
+              <w:t>Current evidence</w:t>
             </w:r>
           </w:p>
         </w:tc>
@@ -6443,7 +6478,7 @@
                 <w:color w:val="000000"/>
                 <w:sz w:val="17"/>
               </w:rPr>
-              <w:t xml:space="preserve">The allocation endpoint applies an existing payment across bills, reclassifying an advance by debiting accounts payable and crediting vendor advances, dated on the later of the two documents' dates. Journal coverage for the reclassification is asserted rather than assumed.</w:t>
+              <w:t>The allocation endpoint applies an existing payment across bills, reclassifying an advance by debiting accounts payable and crediting vendor advances, dated on the later of the two documents' dates. Journal coverage for the reclassification is asserted rather than assumed.</w:t>
             </w:r>
           </w:p>
         </w:tc>
@@ -6480,7 +6515,7 @@
                 <w:color w:val="355B9D"/>
                 <w:sz w:val="16"/>
               </w:rPr>
-              <w:t xml:space="preserve">Acceptance</w:t>
+              <w:t>Acceptance</w:t>
             </w:r>
           </w:p>
         </w:tc>
@@ -6511,7 +6546,7 @@
                 <w:color w:val="000000"/>
                 <w:sz w:val="17"/>
               </w:rPr>
-              <w:t xml:space="preserve">The reclassification is dated on the later document, so neither side of the pair is recorded before it could have happened.</w:t>
+              <w:t>The reclassification is dated on the later document, so neither side of the pair is recorded before it could have happened.</w:t>
             </w:r>
           </w:p>
         </w:tc>
@@ -6548,7 +6583,7 @@
                 <w:color w:val="355B9D"/>
                 <w:sz w:val="16"/>
               </w:rPr>
-              <w:t xml:space="preserve">Current limit</w:t>
+              <w:t>Current limit</w:t>
             </w:r>
           </w:p>
         </w:tc>
@@ -6579,7 +6614,7 @@
                 <w:color w:val="000000"/>
                 <w:sz w:val="17"/>
               </w:rPr>
-              <w:t xml:space="preserve">None.</w:t>
+              <w:t>None.</w:t>
             </w:r>
           </w:p>
         </w:tc>
@@ -6645,7 +6680,7 @@
                 <w:b/>
                 <w:color w:val="1F7A4D"/>
               </w:rPr>
-              <w:t xml:space="preserve">FR-009 | Implemented</w:t>
+              <w:t>FR-009 | Implemented</w:t>
             </w:r>
           </w:p>
         </w:tc>
@@ -6682,7 +6717,7 @@
                 <w:color w:val="355B9D"/>
                 <w:sz w:val="16"/>
               </w:rPr>
-              <w:t xml:space="preserve">Requirement</w:t>
+              <w:t>Requirement</w:t>
             </w:r>
           </w:p>
         </w:tc>
@@ -6713,7 +6748,7 @@
                 <w:color w:val="000000"/>
                 <w:sz w:val="17"/>
               </w:rPr>
-              <w:t xml:space="preserve">Approving a payment must not be the same act as paying it.</w:t>
+              <w:t>Approving a payment must not be the same act as paying it.</w:t>
             </w:r>
           </w:p>
         </w:tc>
@@ -6750,7 +6785,7 @@
                 <w:color w:val="355B9D"/>
                 <w:sz w:val="16"/>
               </w:rPr>
-              <w:t xml:space="preserve">Current evidence</w:t>
+              <w:t>Current evidence</w:t>
             </w:r>
           </w:p>
         </w:tc>
@@ -6781,7 +6816,7 @@
                 <w:color w:val="000000"/>
                 <w:sz w:val="17"/>
               </w:rPr>
-              <w:t xml:space="preserve">Allocations on a draft payment are an editable settlement plan and reduce no invoice balance. Approval authorises the plan; posting through the payables service is the separate mutation that creates ledger history.</w:t>
+              <w:t>Allocations on a draft payment are an editable settlement plan and reduce no invoice balance. Approval authorises the plan; posting through the payables service is the separate mutation that creates ledger history.</w:t>
             </w:r>
           </w:p>
         </w:tc>
@@ -6818,7 +6853,7 @@
                 <w:color w:val="355B9D"/>
                 <w:sz w:val="16"/>
               </w:rPr>
-              <w:t xml:space="preserve">Acceptance</w:t>
+              <w:t>Acceptance</w:t>
             </w:r>
           </w:p>
         </w:tc>
@@ -6849,7 +6884,7 @@
                 <w:color w:val="000000"/>
                 <w:sz w:val="17"/>
               </w:rPr>
-              <w:t xml:space="preserve">An approved but unposted payment has changed nothing in the books, so an approval cannot be mistaken for a disbursement.</w:t>
+              <w:t>An approved but unposted payment has changed nothing in the books, so an approval cannot be mistaken for a disbursement.</w:t>
             </w:r>
           </w:p>
         </w:tc>
@@ -6886,7 +6921,7 @@
                 <w:color w:val="355B9D"/>
                 <w:sz w:val="16"/>
               </w:rPr>
-              <w:t xml:space="preserve">Current limit</w:t>
+              <w:t>Current limit</w:t>
             </w:r>
           </w:p>
         </w:tc>
@@ -6917,7 +6952,7 @@
                 <w:color w:val="000000"/>
                 <w:sz w:val="17"/>
               </w:rPr>
-              <w:t xml:space="preserve">None.</w:t>
+              <w:t>None.</w:t>
             </w:r>
           </w:p>
         </w:tc>
@@ -6983,7 +7018,7 @@
                 <w:b/>
                 <w:color w:val="1F7A4D"/>
               </w:rPr>
-              <w:t xml:space="preserve">FR-010 | Implemented</w:t>
+              <w:t>FR-010 | Implemented</w:t>
             </w:r>
           </w:p>
         </w:tc>
@@ -7020,7 +7055,7 @@
                 <w:color w:val="355B9D"/>
                 <w:sz w:val="16"/>
               </w:rPr>
-              <w:t xml:space="preserve">Requirement</w:t>
+              <w:t>Requirement</w:t>
             </w:r>
           </w:p>
         </w:tc>
@@ -7051,7 +7086,7 @@
                 <w:color w:val="000000"/>
                 <w:sz w:val="17"/>
               </w:rPr>
-              <w:t xml:space="preserve">A payment made in error must be undoable as a recorded event.</w:t>
+              <w:t>A payment made in error must be undoable as a recorded event.</w:t>
             </w:r>
           </w:p>
         </w:tc>
@@ -7088,7 +7123,7 @@
                 <w:color w:val="355B9D"/>
                 <w:sz w:val="16"/>
               </w:rPr>
-              <w:t xml:space="preserve">Current evidence</w:t>
+              <w:t>Current evidence</w:t>
             </w:r>
           </w:p>
         </w:tc>
@@ -7119,7 +7154,7 @@
                 <w:color w:val="000000"/>
                 <w:sz w:val="17"/>
               </w:rPr>
-              <w:t xml:space="preserve">Cancellation applies before posting; reversal after it, raising the opposite postings and restoring the bills the payment had settled, on a date the caller supplies.</w:t>
+              <w:t>Cancellation applies before posting; reversal after it, raising the opposite postings and restoring the bills the payment had settled, on a date the caller supplies.</w:t>
             </w:r>
           </w:p>
         </w:tc>
@@ -7156,7 +7191,7 @@
                 <w:color w:val="355B9D"/>
                 <w:sz w:val="16"/>
               </w:rPr>
-              <w:t xml:space="preserve">Acceptance</w:t>
+              <w:t>Acceptance</w:t>
             </w:r>
           </w:p>
         </w:tc>
@@ -7187,7 +7222,7 @@
                 <w:color w:val="000000"/>
                 <w:sz w:val="17"/>
               </w:rPr>
-              <w:t xml:space="preserve">A reversal is a posting rather than a deletion, so the ledger shows both the payment and its withdrawal.</w:t>
+              <w:t>A reversal is a posting rather than a deletion, so the ledger shows both the payment and its withdrawal.</w:t>
             </w:r>
           </w:p>
         </w:tc>
@@ -7224,7 +7259,7 @@
                 <w:color w:val="355B9D"/>
                 <w:sz w:val="16"/>
               </w:rPr>
-              <w:t xml:space="preserve">Current limit</w:t>
+              <w:t>Current limit</w:t>
             </w:r>
           </w:p>
         </w:tc>
@@ -7255,7 +7290,7 @@
                 <w:color w:val="000000"/>
                 <w:sz w:val="17"/>
               </w:rPr>
-              <w:t xml:space="preserve">None.</w:t>
+              <w:t>None.</w:t>
             </w:r>
           </w:p>
         </w:tc>
@@ -7321,7 +7356,7 @@
                 <w:b/>
                 <w:color w:val="1F7A4D"/>
               </w:rPr>
-              <w:t xml:space="preserve">FR-011 | Implemented</w:t>
+              <w:t>FR-011 | Implemented</w:t>
             </w:r>
           </w:p>
         </w:tc>
@@ -7358,7 +7393,7 @@
                 <w:color w:val="355B9D"/>
                 <w:sz w:val="16"/>
               </w:rPr>
-              <w:t xml:space="preserve">Requirement</w:t>
+              <w:t>Requirement</w:t>
             </w:r>
           </w:p>
         </w:tc>
@@ -7389,7 +7424,7 @@
                 <w:color w:val="000000"/>
                 <w:sz w:val="17"/>
               </w:rPr>
-              <w:t xml:space="preserve">A supplier on hold or failing KYC must not be payable, however the payment was raised.</w:t>
+              <w:t>A supplier on hold or failing KYC must not be payable, however the payment was raised.</w:t>
             </w:r>
           </w:p>
         </w:tc>
@@ -7426,7 +7461,7 @@
                 <w:color w:val="355B9D"/>
                 <w:sz w:val="16"/>
               </w:rPr>
-              <w:t xml:space="preserve">Current evidence</w:t>
+              <w:t>Current evidence</w:t>
             </w:r>
           </w:p>
         </w:tc>
@@ -7457,7 +7492,7 @@
                 <w:color w:val="000000"/>
                 <w:sz w:val="17"/>
               </w:rPr>
-              <w:t xml:space="preserve">The hold flag and the KYC status are checked in the payables service before a payment is cut, and the vendor's withholding-tax code drives the deduction.</w:t>
+              <w:t>The hold flag and the KYC status are checked in the payables service before a payment is cut, and the vendor's withholding-tax code drives the deduction.</w:t>
             </w:r>
           </w:p>
         </w:tc>
@@ -7494,7 +7529,7 @@
                 <w:color w:val="355B9D"/>
                 <w:sz w:val="16"/>
               </w:rPr>
-              <w:t xml:space="preserve">Acceptance</w:t>
+              <w:t>Acceptance</w:t>
             </w:r>
           </w:p>
         </w:tc>
@@ -7525,7 +7560,7 @@
                 <w:color w:val="000000"/>
                 <w:sz w:val="17"/>
               </w:rPr>
-              <w:t xml:space="preserve">Because the check is in the service, an API caller or a bulk payout confirming through Module 18 hits it too, not only a screen user.</w:t>
+              <w:t>Because the check is in the service, an API caller or a bulk payout confirming through Module 18 hits it too, not only a screen user.</w:t>
             </w:r>
           </w:p>
         </w:tc>
@@ -7562,7 +7597,7 @@
                 <w:color w:val="355B9D"/>
                 <w:sz w:val="16"/>
               </w:rPr>
-              <w:t xml:space="preserve">Current limit</w:t>
+              <w:t>Current limit</w:t>
             </w:r>
           </w:p>
         </w:tc>
@@ -7593,7 +7628,7 @@
                 <w:color w:val="000000"/>
                 <w:sz w:val="17"/>
               </w:rPr>
-              <w:t xml:space="preserve">None.</w:t>
+              <w:t>None.</w:t>
             </w:r>
           </w:p>
         </w:tc>
@@ -7659,7 +7694,7 @@
                 <w:b/>
                 <w:color w:val="1F7A4D"/>
               </w:rPr>
-              <w:t xml:space="preserve">FR-012 | Implemented</w:t>
+              <w:t>FR-012 | Implemented</w:t>
             </w:r>
           </w:p>
         </w:tc>
@@ -7696,7 +7731,7 @@
                 <w:color w:val="355B9D"/>
                 <w:sz w:val="16"/>
               </w:rPr>
-              <w:t xml:space="preserve">Requirement</w:t>
+              <w:t>Requirement</w:t>
             </w:r>
           </w:p>
         </w:tc>
@@ -7727,7 +7762,7 @@
                 <w:color w:val="000000"/>
                 <w:sz w:val="17"/>
               </w:rPr>
-              <w:t xml:space="preserve">What is owed, to whom, for how long, and what has been received but not billed must all be answerable.</w:t>
+              <w:t>What is owed, to whom, for how long, and what has been received but not billed must all be answerable.</w:t>
             </w:r>
           </w:p>
         </w:tc>
@@ -7764,7 +7799,7 @@
                 <w:color w:val="355B9D"/>
                 <w:sz w:val="16"/>
               </w:rPr>
-              <w:t xml:space="preserve">Current evidence</w:t>
+              <w:t>Current evidence</w:t>
             </w:r>
           </w:p>
         </w:tc>
@@ -7795,7 +7830,7 @@
                 <w:color w:val="000000"/>
                 <w:sz w:val="17"/>
               </w:rPr>
-              <w:t xml:space="preserve">AP aging overall and per vendor, the sub-ledger against its control, the GR/IR balance, GR/IR aging by receipt and its line detail, cash requirements, spend analysis and procure-to-pay cycle time are served as entity-scoped reads.</w:t>
+              <w:t>AP aging overall and per vendor, the sub-ledger against its control, the GR/IR balance, GR/IR aging by receipt and its line detail, cash requirements, spend analysis and procure-to-pay cycle time are served as entity-scoped reads.</w:t>
             </w:r>
           </w:p>
         </w:tc>
@@ -7832,7 +7867,8 @@
                 <w:color w:val="355B9D"/>
                 <w:sz w:val="16"/>
               </w:rPr>
-              <w:t xml:space="preserve">Acceptance</w:t>
+              <w:lastRenderedPageBreak/>
+              <w:t>Acceptance</w:t>
             </w:r>
           </w:p>
         </w:tc>
@@ -7863,7 +7899,7 @@
                 <w:color w:val="000000"/>
                 <w:sz w:val="17"/>
               </w:rPr>
-              <w:t xml:space="preserve">Every query starts from the entity, or traverses an entity-scoped parent, which is the read-side tenant boundary for these reports. The reconciliation demonstrates that the sub-ledger equals its control.</w:t>
+              <w:t>Every query starts from the entity, or traverses an entity-scoped parent, which is the read-side tenant boundary for these reports. The reconciliation demonstrates that the sub-ledger equals its control.</w:t>
             </w:r>
           </w:p>
         </w:tc>
@@ -7900,7 +7936,7 @@
                 <w:color w:val="355B9D"/>
                 <w:sz w:val="16"/>
               </w:rPr>
-              <w:t xml:space="preserve">Current limit</w:t>
+              <w:t>Current limit</w:t>
             </w:r>
           </w:p>
         </w:tc>
@@ -7931,7 +7967,7 @@
                 <w:color w:val="000000"/>
                 <w:sz w:val="17"/>
               </w:rPr>
-              <w:t xml:space="preserve">None.</w:t>
+              <w:t>None.</w:t>
             </w:r>
           </w:p>
         </w:tc>
@@ -7997,7 +8033,7 @@
                 <w:b/>
                 <w:color w:val="1F7A4D"/>
               </w:rPr>
-              <w:t xml:space="preserve">FR-013 | Implemented</w:t>
+              <w:t>FR-013 | Implemented</w:t>
             </w:r>
           </w:p>
         </w:tc>
@@ -8034,7 +8070,7 @@
                 <w:color w:val="355B9D"/>
                 <w:sz w:val="16"/>
               </w:rPr>
-              <w:t xml:space="preserve">Requirement</w:t>
+              <w:t>Requirement</w:t>
             </w:r>
           </w:p>
         </w:tc>
@@ -8065,7 +8101,7 @@
                 <w:color w:val="000000"/>
                 <w:sz w:val="17"/>
               </w:rPr>
-              <w:t xml:space="preserve">A period must not be sealed over an unreconciled payables position.</w:t>
+              <w:t>A period must not be sealed over an unreconciled payables position.</w:t>
             </w:r>
           </w:p>
         </w:tc>
@@ -8102,7 +8138,7 @@
                 <w:color w:val="355B9D"/>
                 <w:sz w:val="16"/>
               </w:rPr>
-              <w:t xml:space="preserve">Current evidence</w:t>
+              <w:t>Current evidence</w:t>
             </w:r>
           </w:p>
         </w:tc>
@@ -8133,7 +8169,7 @@
                 <w:color w:val="000000"/>
                 <w:sz w:val="17"/>
               </w:rPr>
-              <w:t xml:space="preserve">The AP and GR/IR reconciliations live here rather than in finance, because procurement depends on finance and not the other way round. They are registered with finance's close-check registry from this app's startup, so every close runs them and finance still imports nothing from procurement.</w:t>
+              <w:t>The AP and GR/IR reconciliations live here rather than in finance, because procurement depends on finance and not the other way round. They are registered with finance's close-check registry from this app's startup, so every close runs them and finance still imports nothing from procurement.</w:t>
             </w:r>
           </w:p>
         </w:tc>
@@ -8170,7 +8206,7 @@
                 <w:color w:val="355B9D"/>
                 <w:sz w:val="16"/>
               </w:rPr>
-              <w:t xml:space="preserve">Acceptance</w:t>
+              <w:t>Acceptance</w:t>
             </w:r>
           </w:p>
         </w:tc>
@@ -8201,7 +8237,7 @@
                 <w:color w:val="000000"/>
                 <w:sz w:val="17"/>
               </w:rPr>
-              <w:t xml:space="preserve">AP drift blocks the close: it means a posting bypassed the sub-ledger and must be found. A GR/IR balance only warns, because goods received near the period end and not yet billed leave a legitimate balance, and failing on it would make month-end impossible. Neither check is offered for an entity with no vendors. A check that raises is reported as failed rather than skipped.</w:t>
+              <w:t>AP drift blocks the close: it means a posting bypassed the sub-ledger and must be found. A GR/IR balance only warns, because goods received near the period end and not yet billed leave a legitimate balance, and failing on it would make month-end impossible. Neither check is offered for an entity with no vendors. A check that raises is reported as failed rather than skipped.</w:t>
             </w:r>
           </w:p>
         </w:tc>
@@ -8238,7 +8274,7 @@
                 <w:color w:val="355B9D"/>
                 <w:sz w:val="16"/>
               </w:rPr>
-              <w:t xml:space="preserve">Current limit</w:t>
+              <w:t>Current limit</w:t>
             </w:r>
           </w:p>
         </w:tc>
@@ -8269,7 +8305,7 @@
                 <w:color w:val="000000"/>
                 <w:sz w:val="17"/>
               </w:rPr>
-              <w:t xml:space="preserve">A blocking failure can still be forced past. That is audited as forced and is finance's flag rather than this module's, and it is recorded against Module 19.</w:t>
+              <w:t>A blocking failure can still be forced past. That is audited as forced and is finance's flag rather than this module's, and it is recorded against Module 19.</w:t>
             </w:r>
           </w:p>
         </w:tc>
@@ -8349,7 +8385,7 @@
                 <w:color w:val="FFFFFF"/>
                 <w:sz w:val="17"/>
               </w:rPr>
-              <w:t xml:space="preserve">Step</w:t>
+              <w:t>Step</w:t>
             </w:r>
           </w:p>
         </w:tc>
@@ -8381,7 +8417,7 @@
                 <w:color w:val="FFFFFF"/>
                 <w:sz w:val="17"/>
               </w:rPr>
-              <w:t xml:space="preserve">Document</w:t>
+              <w:t>Document</w:t>
             </w:r>
           </w:p>
         </w:tc>
@@ -8413,7 +8449,7 @@
                 <w:color w:val="FFFFFF"/>
                 <w:sz w:val="17"/>
               </w:rPr>
-              <w:t xml:space="preserve">Ledger effect</w:t>
+              <w:t>Ledger effect</w:t>
             </w:r>
           </w:p>
         </w:tc>
@@ -8449,7 +8485,7 @@
                 <w:color w:val="000000"/>
                 <w:sz w:val="16"/>
               </w:rPr>
-              <w:t xml:space="preserve">1</w:t>
+              <w:t>1</w:t>
             </w:r>
           </w:p>
         </w:tc>
@@ -8480,7 +8516,7 @@
                 <w:color w:val="000000"/>
                 <w:sz w:val="16"/>
               </w:rPr>
-              <w:t xml:space="preserve">Purchase order, approved and issued.</w:t>
+              <w:t>Purchase order, approved and issued.</w:t>
             </w:r>
           </w:p>
         </w:tc>
@@ -8511,7 +8547,7 @@
                 <w:color w:val="000000"/>
                 <w:sz w:val="16"/>
               </w:rPr>
-              <w:t xml:space="preserve">None. A commitment, not a posting.</w:t>
+              <w:t>None. A commitment, not a posting.</w:t>
             </w:r>
           </w:p>
         </w:tc>
@@ -8547,7 +8583,7 @@
                 <w:color w:val="000000"/>
                 <w:sz w:val="16"/>
               </w:rPr>
-              <w:t xml:space="preserve">2</w:t>
+              <w:t>2</w:t>
             </w:r>
           </w:p>
         </w:tc>
@@ -8578,7 +8614,7 @@
                 <w:color w:val="000000"/>
                 <w:sz w:val="16"/>
               </w:rPr>
-              <w:t xml:space="preserve">Goods received note, posted.</w:t>
+              <w:t>Goods received note, posted.</w:t>
             </w:r>
           </w:p>
         </w:tc>
@@ -8609,7 +8645,7 @@
                 <w:color w:val="000000"/>
                 <w:sz w:val="16"/>
               </w:rPr>
-              <w:t xml:space="preserve">Dr expense or inventory, Cr GR/IR clearing, at accepted value ex-tax.</w:t>
+              <w:t>Dr expense or inventory, Cr GR/IR clearing, at accepted value ex-tax.</w:t>
             </w:r>
           </w:p>
         </w:tc>
@@ -8645,7 +8681,7 @@
                 <w:color w:val="000000"/>
                 <w:sz w:val="16"/>
               </w:rPr>
-              <w:t xml:space="preserve">3</w:t>
+              <w:t>3</w:t>
             </w:r>
           </w:p>
         </w:tc>
@@ -8676,7 +8712,7 @@
                 <w:color w:val="000000"/>
                 <w:sz w:val="16"/>
               </w:rPr>
-              <w:t xml:space="preserve">Vendor invoice, matched then posted.</w:t>
+              <w:t>Vendor invoice, matched then posted.</w:t>
             </w:r>
           </w:p>
         </w:tc>
@@ -8707,7 +8743,7 @@
                 <w:color w:val="000000"/>
                 <w:sz w:val="16"/>
               </w:rPr>
-              <w:t xml:space="preserve">Dr GR/IR clearing (+ Dr input VAT), Cr accounts payable.</w:t>
+              <w:t>Dr GR/IR clearing (+ Dr input VAT), Cr accounts payable.</w:t>
             </w:r>
           </w:p>
         </w:tc>
@@ -8743,7 +8779,7 @@
                 <w:color w:val="000000"/>
                 <w:sz w:val="16"/>
               </w:rPr>
-              <w:t xml:space="preserve">4</w:t>
+              <w:t>4</w:t>
             </w:r>
           </w:p>
         </w:tc>
@@ -8774,7 +8810,7 @@
                 <w:color w:val="000000"/>
                 <w:sz w:val="16"/>
               </w:rPr>
-              <w:t xml:space="preserve">Vendor payment, approved then posted.</w:t>
+              <w:t>Vendor payment, approved then posted.</w:t>
             </w:r>
           </w:p>
         </w:tc>
@@ -8805,7 +8841,7 @@
                 <w:color w:val="000000"/>
                 <w:sz w:val="16"/>
               </w:rPr>
-              <w:t xml:space="preserve">Dr AP (settled) and Dr vendor advances (unsettled), Cr bank (net), Cr WHT payable (withheld).</w:t>
+              <w:t>Dr AP (settled) and Dr vendor advances (unsettled), Cr bank (net), Cr WHT payable (withheld).</w:t>
             </w:r>
           </w:p>
         </w:tc>
@@ -8841,7 +8877,7 @@
                 <w:color w:val="000000"/>
                 <w:sz w:val="16"/>
               </w:rPr>
-              <w:t xml:space="preserve">5</w:t>
+              <w:t>5</w:t>
             </w:r>
           </w:p>
         </w:tc>
@@ -8872,7 +8908,7 @@
                 <w:color w:val="000000"/>
                 <w:sz w:val="16"/>
               </w:rPr>
-              <w:t xml:space="preserve">Advance applied to a later bill.</w:t>
+              <w:t>Advance applied to a later bill.</w:t>
             </w:r>
           </w:p>
         </w:tc>
@@ -8903,7 +8939,7 @@
                 <w:color w:val="000000"/>
                 <w:sz w:val="16"/>
               </w:rPr>
-              <w:t xml:space="preserve">Dr accounts payable, Cr vendor advances, on the later date.</w:t>
+              <w:t>Dr accounts payable, Cr vendor advances, on the later date.</w:t>
             </w:r>
           </w:p>
         </w:tc>
@@ -8966,7 +9002,7 @@
                 <w:color w:val="FFFFFF"/>
                 <w:sz w:val="17"/>
               </w:rPr>
-              <w:t xml:space="preserve">Outcome</w:t>
+              <w:t>Outcome</w:t>
             </w:r>
           </w:p>
         </w:tc>
@@ -8998,7 +9034,7 @@
                 <w:color w:val="FFFFFF"/>
                 <w:sz w:val="17"/>
               </w:rPr>
-              <w:t xml:space="preserve">Meaning</w:t>
+              <w:t>Meaning</w:t>
             </w:r>
           </w:p>
         </w:tc>
@@ -9030,7 +9066,7 @@
                 <w:color w:val="FFFFFF"/>
                 <w:sz w:val="17"/>
               </w:rPr>
-              <w:t xml:space="preserve">Blocking</w:t>
+              <w:t>Blocking</w:t>
             </w:r>
           </w:p>
         </w:tc>
@@ -9066,7 +9102,7 @@
                 <w:color w:val="000000"/>
                 <w:sz w:val="16"/>
               </w:rPr>
-              <w:t xml:space="preserve">AUTO_MATCHED</w:t>
+              <w:t>AUTO_MATCHED</w:t>
             </w:r>
           </w:p>
         </w:tc>
@@ -9097,7 +9133,7 @@
                 <w:color w:val="000000"/>
                 <w:sz w:val="16"/>
               </w:rPr>
-              <w:t xml:space="preserve">Quantity and price within tolerance.</w:t>
+              <w:t>Quantity and price within tolerance.</w:t>
             </w:r>
           </w:p>
         </w:tc>
@@ -9128,7 +9164,7 @@
                 <w:color w:val="000000"/>
                 <w:sz w:val="16"/>
               </w:rPr>
-              <w:t xml:space="preserve">No.</w:t>
+              <w:t>No.</w:t>
             </w:r>
           </w:p>
         </w:tc>
@@ -9164,7 +9200,7 @@
                 <w:color w:val="000000"/>
                 <w:sz w:val="16"/>
               </w:rPr>
-              <w:t xml:space="preserve">OVER_BILLED</w:t>
+              <w:t>OVER_BILLED</w:t>
             </w:r>
           </w:p>
         </w:tc>
@@ -9195,7 +9231,7 @@
                 <w:color w:val="000000"/>
                 <w:sz w:val="16"/>
               </w:rPr>
-              <w:t xml:space="preserve">Billed beyond the ordered tolerance.</w:t>
+              <w:t>Billed beyond the ordered tolerance.</w:t>
             </w:r>
           </w:p>
         </w:tc>
@@ -9226,7 +9262,7 @@
                 <w:color w:val="000000"/>
                 <w:sz w:val="16"/>
               </w:rPr>
-              <w:t xml:space="preserve">Yes.</w:t>
+              <w:t>Yes.</w:t>
             </w:r>
           </w:p>
         </w:tc>
@@ -9262,7 +9298,7 @@
                 <w:color w:val="000000"/>
                 <w:sz w:val="16"/>
               </w:rPr>
-              <w:t xml:space="preserve">UNDER_RECEIVED</w:t>
+              <w:t>UNDER_RECEIVED</w:t>
             </w:r>
           </w:p>
         </w:tc>
@@ -9293,7 +9329,7 @@
                 <w:color w:val="000000"/>
                 <w:sz w:val="16"/>
               </w:rPr>
-              <w:t xml:space="preserve">Billed beyond the receipt tolerance.</w:t>
+              <w:t>Billed beyond the receipt tolerance.</w:t>
             </w:r>
           </w:p>
         </w:tc>
@@ -9324,7 +9360,7 @@
                 <w:color w:val="000000"/>
                 <w:sz w:val="16"/>
               </w:rPr>
-              <w:t xml:space="preserve">Yes.</w:t>
+              <w:t>Yes.</w:t>
             </w:r>
           </w:p>
         </w:tc>
@@ -9360,7 +9396,7 @@
                 <w:color w:val="000000"/>
                 <w:sz w:val="16"/>
               </w:rPr>
-              <w:t xml:space="preserve">PRICE_VARIANCE</w:t>
+              <w:t>PRICE_VARIANCE</w:t>
             </w:r>
           </w:p>
         </w:tc>
@@ -9391,7 +9427,7 @@
                 <w:color w:val="000000"/>
                 <w:sz w:val="16"/>
               </w:rPr>
-              <w:t xml:space="preserve">Unit price outside tolerance.</w:t>
+              <w:t>Unit price outside tolerance.</w:t>
             </w:r>
           </w:p>
         </w:tc>
@@ -9422,7 +9458,7 @@
                 <w:color w:val="000000"/>
                 <w:sz w:val="16"/>
               </w:rPr>
-              <w:t xml:space="preserve">No. Flagged, and postable with the variance allowed.</w:t>
+              <w:t>No. Flagged, and postable with the variance allowed.</w:t>
             </w:r>
           </w:p>
         </w:tc>
@@ -9485,7 +9521,7 @@
                 <w:color w:val="FFFFFF"/>
                 <w:sz w:val="17"/>
               </w:rPr>
-              <w:t xml:space="preserve">Model</w:t>
+              <w:t>Model</w:t>
             </w:r>
           </w:p>
         </w:tc>
@@ -9517,7 +9553,7 @@
                 <w:color w:val="FFFFFF"/>
                 <w:sz w:val="17"/>
               </w:rPr>
-              <w:t xml:space="preserve">Holds</w:t>
+              <w:t>Holds</w:t>
             </w:r>
           </w:p>
         </w:tc>
@@ -9549,7 +9585,7 @@
                 <w:color w:val="FFFFFF"/>
                 <w:sz w:val="17"/>
               </w:rPr>
-              <w:t xml:space="preserve">Notes</w:t>
+              <w:t>Notes</w:t>
             </w:r>
           </w:p>
         </w:tc>
@@ -9585,7 +9621,7 @@
                 <w:color w:val="000000"/>
                 <w:sz w:val="16"/>
               </w:rPr>
-              <w:t xml:space="preserve">PurchaseOrder, PurchaseOrderLine</w:t>
+              <w:t>PurchaseOrder, PurchaseOrderLine</w:t>
             </w:r>
           </w:p>
         </w:tc>
@@ -9616,7 +9652,7 @@
                 <w:color w:val="000000"/>
                 <w:sz w:val="16"/>
               </w:rPr>
-              <w:t xml:space="preserve">The commitment and its lines.</w:t>
+              <w:t>The commitment and its lines.</w:t>
             </w:r>
           </w:p>
         </w:tc>
@@ -9647,7 +9683,7 @@
                 <w:color w:val="000000"/>
                 <w:sz w:val="16"/>
               </w:rPr>
-              <w:t xml:space="preserve">Lines carry their own snapshots of description, unit, tax and price.</w:t>
+              <w:t>Lines carry their own snapshots of description, unit, tax and price.</w:t>
             </w:r>
           </w:p>
         </w:tc>
@@ -9683,7 +9719,7 @@
                 <w:color w:val="000000"/>
                 <w:sz w:val="16"/>
               </w:rPr>
-              <w:t xml:space="preserve">GoodsReceivedNote and its lines</w:t>
+              <w:t>GoodsReceivedNote and its lines</w:t>
             </w:r>
           </w:p>
         </w:tc>
@@ -9714,7 +9750,7 @@
                 <w:color w:val="000000"/>
                 <w:sz w:val="16"/>
               </w:rPr>
-              <w:t xml:space="preserve">What arrived, accepted and rejected.</w:t>
+              <w:t>What arrived, accepted and rejected.</w:t>
             </w:r>
           </w:p>
         </w:tc>
@@ -9745,7 +9781,7 @@
                 <w:color w:val="000000"/>
                 <w:sz w:val="16"/>
               </w:rPr>
-              <w:t xml:space="preserve">Posting raises the GR/IR journal and, for stock lines, Module 24's sub-ledger.</w:t>
+              <w:t>Posting raises the GR/IR journal and, for stock lines, Module 24's sub-ledger.</w:t>
             </w:r>
           </w:p>
         </w:tc>
@@ -9781,7 +9817,8 @@
                 <w:color w:val="000000"/>
                 <w:sz w:val="16"/>
               </w:rPr>
-              <w:t xml:space="preserve">VendorInvoice, VendorInvoiceLine</w:t>
+              <w:lastRenderedPageBreak/>
+              <w:t>VendorInvoice, VendorInvoiceLine</w:t>
             </w:r>
           </w:p>
         </w:tc>
@@ -9812,7 +9849,7 @@
                 <w:color w:val="000000"/>
                 <w:sz w:val="16"/>
               </w:rPr>
-              <w:t xml:space="preserve">The supplier's bill and its match.</w:t>
+              <w:t>The supplier's bill and its match.</w:t>
             </w:r>
           </w:p>
         </w:tc>
@@ -9843,7 +9880,7 @@
                 <w:color w:val="000000"/>
                 <w:sz w:val="16"/>
               </w:rPr>
-              <w:t xml:space="preserve">Lines link to order lines; unlinked lines follow the non-PO policy.</w:t>
+              <w:t>Lines link to order lines; unlinked lines follow the non-PO policy.</w:t>
             </w:r>
           </w:p>
         </w:tc>
@@ -9879,7 +9916,7 @@
                 <w:color w:val="000000"/>
                 <w:sz w:val="16"/>
               </w:rPr>
-              <w:t xml:space="preserve">VendorPayment</w:t>
+              <w:t>VendorPayment</w:t>
             </w:r>
           </w:p>
         </w:tc>
@@ -9910,7 +9947,7 @@
                 <w:color w:val="000000"/>
                 <w:sz w:val="16"/>
               </w:rPr>
-              <w:t xml:space="preserve">The settlement, its withholding and its advance split.</w:t>
+              <w:t>The settlement, its withholding and its advance split.</w:t>
             </w:r>
           </w:p>
         </w:tc>
@@ -9941,7 +9978,7 @@
                 <w:color w:val="000000"/>
                 <w:sz w:val="16"/>
               </w:rPr>
-              <w:t xml:space="preserve">Approval authorises the plan; posting creates the history.</w:t>
+              <w:t>Approval authorises the plan; posting creates the history.</w:t>
             </w:r>
           </w:p>
         </w:tc>
@@ -9977,7 +10014,7 @@
                 <w:color w:val="000000"/>
                 <w:sz w:val="16"/>
               </w:rPr>
-              <w:t xml:space="preserve">VendorPaymentAllocation</w:t>
+              <w:t>VendorPaymentAllocation</w:t>
             </w:r>
           </w:p>
         </w:tc>
@@ -10008,7 +10045,7 @@
                 <w:color w:val="000000"/>
                 <w:sz w:val="16"/>
               </w:rPr>
-              <w:t xml:space="preserve">Which bill a payment settled, and when.</w:t>
+              <w:t>Which bill a payment settled, and when.</w:t>
             </w:r>
           </w:p>
         </w:tc>
@@ -10039,7 +10076,7 @@
                 <w:color w:val="000000"/>
                 <w:sz w:val="16"/>
               </w:rPr>
-              <w:t xml:space="preserve">Dated, which is what makes the advance reclassification correct.</w:t>
+              <w:t>Dated, which is what makes the advance reclassification correct.</w:t>
             </w:r>
           </w:p>
         </w:tc>
@@ -10062,7 +10099,7 @@
         <w:spacing w:after="120"/>
       </w:pPr>
       <w:r>
-        <w:t xml:space="preserve">All routes are mounted under /v1/procurement/ and require an asserted entity. The routes below are Module 23's.</w:t>
+        <w:t>All routes are mounted under /v1/procurement/ and require an asserted entity. The routes below are Module 23's.</w:t>
       </w:r>
     </w:p>
     <w:p>
@@ -10121,7 +10158,7 @@
                 <w:color w:val="FFFFFF"/>
                 <w:sz w:val="17"/>
               </w:rPr>
-              <w:t xml:space="preserve">Method and path</w:t>
+              <w:t>Method and path</w:t>
             </w:r>
           </w:p>
         </w:tc>
@@ -10153,7 +10190,7 @@
                 <w:color w:val="FFFFFF"/>
                 <w:sz w:val="17"/>
               </w:rPr>
-              <w:t xml:space="preserve">Purpose</w:t>
+              <w:t>Purpose</w:t>
             </w:r>
           </w:p>
         </w:tc>
@@ -10189,7 +10226,7 @@
                 <w:color w:val="000000"/>
                 <w:sz w:val="16"/>
               </w:rPr>
-              <w:t xml:space="preserve">GET, POST /purchase-orders/, /purchase-orders/{id}/</w:t>
+              <w:t>GET, POST /purchase-orders/, /purchase-orders/{id}/</w:t>
             </w:r>
           </w:p>
         </w:tc>
@@ -10220,7 +10257,7 @@
                 <w:color w:val="000000"/>
                 <w:sz w:val="16"/>
               </w:rPr>
-              <w:t xml:space="preserve">Commitments.</w:t>
+              <w:t>Commitments.</w:t>
             </w:r>
           </w:p>
         </w:tc>
@@ -10256,7 +10293,7 @@
                 <w:color w:val="000000"/>
                 <w:sz w:val="16"/>
               </w:rPr>
-              <w:t xml:space="preserve">GET /purchase-orders/summary/</w:t>
+              <w:t>GET /purchase-orders/summary/</w:t>
             </w:r>
           </w:p>
         </w:tc>
@@ -10287,7 +10324,7 @@
                 <w:color w:val="000000"/>
                 <w:sz w:val="16"/>
               </w:rPr>
-              <w:t xml:space="preserve">Position across orders.</w:t>
+              <w:t>Position across orders.</w:t>
             </w:r>
           </w:p>
         </w:tc>
@@ -10323,7 +10360,7 @@
                 <w:color w:val="000000"/>
                 <w:sz w:val="16"/>
               </w:rPr>
-              <w:t xml:space="preserve">POST /purchase-orders/{id}/submit/</w:t>
+              <w:t>POST /purchase-orders/{id}/submit/</w:t>
             </w:r>
           </w:p>
         </w:tc>
@@ -10354,7 +10391,7 @@
                 <w:color w:val="000000"/>
                 <w:sz w:val="16"/>
               </w:rPr>
-              <w:t xml:space="preserve">Hand off to approval.</w:t>
+              <w:t>Hand off to approval.</w:t>
             </w:r>
           </w:p>
         </w:tc>
@@ -10390,7 +10427,7 @@
                 <w:color w:val="000000"/>
                 <w:sz w:val="16"/>
               </w:rPr>
-              <w:t xml:space="preserve">GET /purchase-orders/{id}/email-preview/</w:t>
+              <w:t>GET /purchase-orders/{id}/email-preview/</w:t>
             </w:r>
           </w:p>
         </w:tc>
@@ -10421,7 +10458,7 @@
                 <w:color w:val="000000"/>
                 <w:sz w:val="16"/>
               </w:rPr>
-              <w:t xml:space="preserve">What the vendor will see.</w:t>
+              <w:t>What the vendor will see.</w:t>
             </w:r>
           </w:p>
         </w:tc>
@@ -10457,7 +10494,7 @@
                 <w:color w:val="000000"/>
                 <w:sz w:val="16"/>
               </w:rPr>
-              <w:t xml:space="preserve">POST /purchase-orders/{id}/email/</w:t>
+              <w:t>POST /purchase-orders/{id}/email/</w:t>
             </w:r>
           </w:p>
         </w:tc>
@@ -10488,7 +10525,7 @@
                 <w:color w:val="000000"/>
                 <w:sz w:val="16"/>
               </w:rPr>
-              <w:t xml:space="preserve">Send it, durably.</w:t>
+              <w:t>Send it, durably.</w:t>
             </w:r>
           </w:p>
         </w:tc>
@@ -10524,7 +10561,7 @@
                 <w:color w:val="000000"/>
                 <w:sz w:val="16"/>
               </w:rPr>
-              <w:t xml:space="preserve">POST /purchase-orders/{id}/email-deliveries/{id}/retry/</w:t>
+              <w:t>POST /purchase-orders/{id}/email-deliveries/{id}/retry/</w:t>
             </w:r>
           </w:p>
         </w:tc>
@@ -10555,7 +10592,7 @@
                 <w:color w:val="000000"/>
                 <w:sz w:val="16"/>
               </w:rPr>
-              <w:t xml:space="preserve">Retry a failure.</w:t>
+              <w:t>Retry a failure.</w:t>
             </w:r>
           </w:p>
         </w:tc>
@@ -10591,7 +10628,7 @@
                 <w:color w:val="000000"/>
                 <w:sz w:val="16"/>
               </w:rPr>
-              <w:t xml:space="preserve">GET, POST /goods-receipts/, /goods-receipts/{id}/</w:t>
+              <w:t>GET, POST /goods-receipts/, /goods-receipts/{id}/</w:t>
             </w:r>
           </w:p>
         </w:tc>
@@ -10622,7 +10659,7 @@
                 <w:color w:val="000000"/>
                 <w:sz w:val="16"/>
               </w:rPr>
-              <w:t xml:space="preserve">Record what arrived.</w:t>
+              <w:t>Record what arrived.</w:t>
             </w:r>
           </w:p>
         </w:tc>
@@ -10658,7 +10695,7 @@
                 <w:color w:val="000000"/>
                 <w:sz w:val="16"/>
               </w:rPr>
-              <w:t xml:space="preserve">POST /goods-receipts/{id}/post/</w:t>
+              <w:t>POST /goods-receipts/{id}/post/</w:t>
             </w:r>
           </w:p>
         </w:tc>
@@ -10689,7 +10726,7 @@
                 <w:color w:val="000000"/>
                 <w:sz w:val="16"/>
               </w:rPr>
-              <w:t xml:space="preserve">Raise the GR/IR journal. CRITICAL.</w:t>
+              <w:t>Raise the GR/IR journal. CRITICAL.</w:t>
             </w:r>
           </w:p>
         </w:tc>
@@ -10751,7 +10788,7 @@
                 <w:color w:val="FFFFFF"/>
                 <w:sz w:val="17"/>
               </w:rPr>
-              <w:t xml:space="preserve">Method and path</w:t>
+              <w:t>Method and path</w:t>
             </w:r>
           </w:p>
         </w:tc>
@@ -10783,7 +10820,7 @@
                 <w:color w:val="FFFFFF"/>
                 <w:sz w:val="17"/>
               </w:rPr>
-              <w:t xml:space="preserve">Purpose</w:t>
+              <w:t>Purpose</w:t>
             </w:r>
           </w:p>
         </w:tc>
@@ -10819,7 +10856,7 @@
                 <w:color w:val="000000"/>
                 <w:sz w:val="16"/>
               </w:rPr>
-              <w:t xml:space="preserve">GET /vendor-invoices/reference-check/</w:t>
+              <w:t>GET /vendor-invoices/reference-check/</w:t>
             </w:r>
           </w:p>
         </w:tc>
@@ -10850,7 +10887,7 @@
                 <w:color w:val="000000"/>
                 <w:sz w:val="16"/>
               </w:rPr>
-              <w:t xml:space="preserve">Duplicate check before capture.</w:t>
+              <w:t>Duplicate check before capture.</w:t>
             </w:r>
           </w:p>
         </w:tc>
@@ -10886,7 +10923,7 @@
                 <w:color w:val="000000"/>
                 <w:sz w:val="16"/>
               </w:rPr>
-              <w:t xml:space="preserve">GET, POST /vendor-invoices/, /vendor-invoices/{id}/</w:t>
+              <w:t>GET, POST /vendor-invoices/, /vendor-invoices/{id}/</w:t>
             </w:r>
           </w:p>
         </w:tc>
@@ -10917,7 +10954,7 @@
                 <w:color w:val="000000"/>
                 <w:sz w:val="16"/>
               </w:rPr>
-              <w:t xml:space="preserve">Capture and read.</w:t>
+              <w:t>Capture and read.</w:t>
             </w:r>
           </w:p>
         </w:tc>
@@ -10953,7 +10990,7 @@
                 <w:color w:val="000000"/>
                 <w:sz w:val="16"/>
               </w:rPr>
-              <w:t xml:space="preserve">POST /vendor-invoices/{id}/match/</w:t>
+              <w:t>POST /vendor-invoices/{id}/match/</w:t>
             </w:r>
           </w:p>
         </w:tc>
@@ -10984,7 +11021,7 @@
                 <w:color w:val="000000"/>
                 <w:sz w:val="16"/>
               </w:rPr>
-              <w:t xml:space="preserve">Run the three-way match.</w:t>
+              <w:t>Run the three-way match.</w:t>
             </w:r>
           </w:p>
         </w:tc>
@@ -11020,7 +11057,7 @@
                 <w:color w:val="000000"/>
                 <w:sz w:val="16"/>
               </w:rPr>
-              <w:t xml:space="preserve">POST /vendor-invoices/{id}/submit/, /post/</w:t>
+              <w:t>POST /vendor-invoices/{id}/submit/, /post/</w:t>
             </w:r>
           </w:p>
         </w:tc>
@@ -11051,7 +11088,7 @@
                 <w:color w:val="000000"/>
                 <w:sz w:val="16"/>
               </w:rPr>
-              <w:t xml:space="preserve">Approval, then AP posting.</w:t>
+              <w:t>Approval, then AP posting.</w:t>
             </w:r>
           </w:p>
         </w:tc>
@@ -11087,7 +11124,7 @@
                 <w:color w:val="000000"/>
                 <w:sz w:val="16"/>
               </w:rPr>
-              <w:t xml:space="preserve">GET /vendor-payments/eligible-invoices/</w:t>
+              <w:t>GET /vendor-payments/eligible-invoices/</w:t>
             </w:r>
           </w:p>
         </w:tc>
@@ -11118,7 +11155,7 @@
                 <w:color w:val="000000"/>
                 <w:sz w:val="16"/>
               </w:rPr>
-              <w:t xml:space="preserve">What can be settled.</w:t>
+              <w:t>What can be settled.</w:t>
             </w:r>
           </w:p>
         </w:tc>
@@ -11154,7 +11191,7 @@
                 <w:color w:val="000000"/>
                 <w:sz w:val="16"/>
               </w:rPr>
-              <w:t xml:space="preserve">GET, POST /vendor-payments/, /vendor-payments/{id}/</w:t>
+              <w:t>GET, POST /vendor-payments/, /vendor-payments/{id}/</w:t>
             </w:r>
           </w:p>
         </w:tc>
@@ -11185,7 +11222,7 @@
                 <w:color w:val="000000"/>
                 <w:sz w:val="16"/>
               </w:rPr>
-              <w:t xml:space="preserve">The settlement plan.</w:t>
+              <w:t>The settlement plan.</w:t>
             </w:r>
           </w:p>
         </w:tc>
@@ -11221,7 +11258,7 @@
                 <w:color w:val="000000"/>
                 <w:sz w:val="16"/>
               </w:rPr>
-              <w:t xml:space="preserve">POST /vendor-payments/{id}/submit/, /post/</w:t>
+              <w:t>POST /vendor-payments/{id}/submit/, /post/</w:t>
             </w:r>
           </w:p>
         </w:tc>
@@ -11252,7 +11289,7 @@
                 <w:color w:val="000000"/>
                 <w:sz w:val="16"/>
               </w:rPr>
-              <w:t xml:space="preserve">Approval, then the posting.</w:t>
+              <w:t>Approval, then the posting.</w:t>
             </w:r>
           </w:p>
         </w:tc>
@@ -11288,7 +11325,7 @@
                 <w:color w:val="000000"/>
                 <w:sz w:val="16"/>
               </w:rPr>
-              <w:t xml:space="preserve">POST /vendor-payments/{id}/allocate/</w:t>
+              <w:t>POST /vendor-payments/{id}/allocate/</w:t>
             </w:r>
           </w:p>
         </w:tc>
@@ -11319,7 +11356,7 @@
                 <w:color w:val="000000"/>
                 <w:sz w:val="16"/>
               </w:rPr>
-              <w:t xml:space="preserve">Apply cash or an advance to bills.</w:t>
+              <w:t>Apply cash or an advance to bills.</w:t>
             </w:r>
           </w:p>
         </w:tc>
@@ -11355,7 +11392,7 @@
                 <w:color w:val="000000"/>
                 <w:sz w:val="16"/>
               </w:rPr>
-              <w:t xml:space="preserve">POST /vendor-payments/{id}/cancel/, /reverse/</w:t>
+              <w:t>POST /vendor-payments/{id}/cancel/, /reverse/</w:t>
             </w:r>
           </w:p>
         </w:tc>
@@ -11386,7 +11423,7 @@
                 <w:color w:val="000000"/>
                 <w:sz w:val="16"/>
               </w:rPr>
-              <w:t xml:space="preserve">Before, and after, posting.</w:t>
+              <w:t>Before, and after, posting.</w:t>
             </w:r>
           </w:p>
         </w:tc>
@@ -11448,7 +11485,7 @@
                 <w:color w:val="FFFFFF"/>
                 <w:sz w:val="17"/>
               </w:rPr>
-              <w:t xml:space="preserve">Condition or route</w:t>
+              <w:t>Condition or route</w:t>
             </w:r>
           </w:p>
         </w:tc>
@@ -11480,7 +11517,7 @@
                 <w:color w:val="FFFFFF"/>
                 <w:sz w:val="17"/>
               </w:rPr>
-              <w:t xml:space="preserve">Answer</w:t>
+              <w:t>Answer</w:t>
             </w:r>
           </w:p>
         </w:tc>
@@ -11516,7 +11553,7 @@
                 <w:color w:val="000000"/>
                 <w:sz w:val="16"/>
               </w:rPr>
-              <w:t xml:space="preserve">GET /reports/ap-aging/, /ap-aging/vendor/</w:t>
+              <w:t>GET /reports/ap-aging/, /ap-aging/vendor/</w:t>
             </w:r>
           </w:p>
         </w:tc>
@@ -11547,7 +11584,7 @@
                 <w:color w:val="000000"/>
                 <w:sz w:val="16"/>
               </w:rPr>
-              <w:t xml:space="preserve">What is owed, by age.</w:t>
+              <w:t>What is owed, by age.</w:t>
             </w:r>
           </w:p>
         </w:tc>
@@ -11583,7 +11620,7 @@
                 <w:color w:val="000000"/>
                 <w:sz w:val="16"/>
               </w:rPr>
-              <w:t xml:space="preserve">GET /reports/ap-reconciliation/</w:t>
+              <w:t>GET /reports/ap-reconciliation/</w:t>
             </w:r>
           </w:p>
         </w:tc>
@@ -11614,7 +11651,7 @@
                 <w:color w:val="000000"/>
                 <w:sz w:val="16"/>
               </w:rPr>
-              <w:t xml:space="preserve">Sub-ledger against its control.</w:t>
+              <w:t>Sub-ledger against its control.</w:t>
             </w:r>
           </w:p>
         </w:tc>
@@ -11650,7 +11687,7 @@
                 <w:color w:val="000000"/>
                 <w:sz w:val="16"/>
               </w:rPr>
-              <w:t xml:space="preserve">GET /reports/grir/, /grir-aging/, /grir-lines/</w:t>
+              <w:t>GET /reports/grir/, /grir-aging/, /grir-lines/</w:t>
             </w:r>
           </w:p>
         </w:tc>
@@ -11681,7 +11718,7 @@
                 <w:color w:val="000000"/>
                 <w:sz w:val="16"/>
               </w:rPr>
-              <w:t xml:space="preserve">Received not billed, and the reverse.</w:t>
+              <w:t>Received not billed, and the reverse.</w:t>
             </w:r>
           </w:p>
         </w:tc>
@@ -11717,7 +11754,7 @@
                 <w:color w:val="000000"/>
                 <w:sz w:val="16"/>
               </w:rPr>
-              <w:t xml:space="preserve">GET /reports/ap-cash-requirements/, /cycle-time/</w:t>
+              <w:t>GET /reports/ap-cash-requirements/, /cycle-time/</w:t>
             </w:r>
           </w:p>
         </w:tc>
@@ -11748,7 +11785,7 @@
                 <w:color w:val="000000"/>
                 <w:sz w:val="16"/>
               </w:rPr>
-              <w:t xml:space="preserve">Forecast and speed.</w:t>
+              <w:t>Forecast and speed.</w:t>
             </w:r>
           </w:p>
         </w:tc>
@@ -11784,7 +11821,7 @@
                 <w:color w:val="000000"/>
                 <w:sz w:val="16"/>
               </w:rPr>
-              <w:t xml:space="preserve">Posting a bill that is over-billed or under-received</w:t>
+              <w:t>Posting a bill that is over-billed or under-received</w:t>
             </w:r>
           </w:p>
         </w:tc>
@@ -11815,7 +11852,7 @@
                 <w:color w:val="000000"/>
                 <w:sz w:val="16"/>
               </w:rPr>
-              <w:t xml:space="preserve">Refused.</w:t>
+              <w:t>Refused.</w:t>
             </w:r>
           </w:p>
         </w:tc>
@@ -11851,7 +11888,7 @@
                 <w:color w:val="000000"/>
                 <w:sz w:val="16"/>
               </w:rPr>
-              <w:t xml:space="preserve">Capturing a same-vendor duplicate reference</w:t>
+              <w:t>Capturing a same-vendor duplicate reference</w:t>
             </w:r>
           </w:p>
         </w:tc>
@@ -11882,7 +11919,7 @@
                 <w:color w:val="000000"/>
                 <w:sz w:val="16"/>
               </w:rPr>
-              <w:t xml:space="preserve">Refused.</w:t>
+              <w:t>Refused.</w:t>
             </w:r>
           </w:p>
         </w:tc>
@@ -11918,7 +11955,8 @@
                 <w:color w:val="000000"/>
                 <w:sz w:val="16"/>
               </w:rPr>
-              <w:t xml:space="preserve">Paying a vendor on hold or failing KYC</w:t>
+              <w:lastRenderedPageBreak/>
+              <w:t>Paying a vendor on hold or failing KYC</w:t>
             </w:r>
           </w:p>
         </w:tc>
@@ -11949,7 +11987,7 @@
                 <w:color w:val="000000"/>
                 <w:sz w:val="16"/>
               </w:rPr>
-              <w:t xml:space="preserve">Refused in the payables service.</w:t>
+              <w:t>Refused in the payables service.</w:t>
             </w:r>
           </w:p>
         </w:tc>
@@ -11985,7 +12023,7 @@
                 <w:color w:val="000000"/>
                 <w:sz w:val="16"/>
               </w:rPr>
-              <w:t xml:space="preserve">Posting into a period that is not open</w:t>
+              <w:t>Posting into a period that is not open</w:t>
             </w:r>
           </w:p>
         </w:tc>
@@ -12016,7 +12054,7 @@
                 <w:color w:val="000000"/>
                 <w:sz w:val="16"/>
               </w:rPr>
-              <w:t xml:space="preserve">Refused at the posting guard.</w:t>
+              <w:t>Refused at the posting guard.</w:t>
             </w:r>
           </w:p>
         </w:tc>
@@ -12078,7 +12116,7 @@
                 <w:color w:val="FFFFFF"/>
                 <w:sz w:val="17"/>
               </w:rPr>
-              <w:t xml:space="preserve">Dependency</w:t>
+              <w:t>Dependency</w:t>
             </w:r>
           </w:p>
         </w:tc>
@@ -12110,7 +12148,7 @@
                 <w:color w:val="FFFFFF"/>
                 <w:sz w:val="17"/>
               </w:rPr>
-              <w:t xml:space="preserve">Contract</w:t>
+              <w:t>Contract</w:t>
             </w:r>
           </w:p>
         </w:tc>
@@ -12146,7 +12184,7 @@
                 <w:color w:val="000000"/>
                 <w:sz w:val="16"/>
               </w:rPr>
-              <w:t xml:space="preserve">Module 19, Finance &amp; Accounting</w:t>
+              <w:t>Module 19, Finance &amp; Accounting</w:t>
             </w:r>
           </w:p>
         </w:tc>
@@ -12177,7 +12215,7 @@
                 <w:color w:val="000000"/>
                 <w:sz w:val="16"/>
               </w:rPr>
-              <w:t xml:space="preserve">Owns the posting service, the accounts, the period lock and the balance guard. Receives the AP and GR/IR checks this module supplies to the close.</w:t>
+              <w:t>Owns the posting service, the accounts, the period lock and the balance guard. Receives the AP and GR/IR checks this module supplies to the close.</w:t>
             </w:r>
           </w:p>
         </w:tc>
@@ -12213,7 +12251,7 @@
                 <w:color w:val="000000"/>
                 <w:sz w:val="16"/>
               </w:rPr>
-              <w:t xml:space="preserve">Module 7, Workflow &amp; Approval Engine</w:t>
+              <w:t>Module 7, Workflow &amp; Approval Engine</w:t>
             </w:r>
           </w:p>
         </w:tc>
@@ -12244,7 +12282,7 @@
                 <w:color w:val="000000"/>
                 <w:sz w:val="16"/>
               </w:rPr>
-              <w:t xml:space="preserve">Runs approval over purchase orders, vendor invoices and vendor payments through the ladders Module 22 publishes.</w:t>
+              <w:t>Runs approval over purchase orders, vendor invoices and vendor payments through the ladders Module 22 publishes.</w:t>
             </w:r>
           </w:p>
         </w:tc>
@@ -12280,7 +12318,7 @@
                 <w:color w:val="000000"/>
                 <w:sz w:val="16"/>
               </w:rPr>
-              <w:t xml:space="preserve">Module 21, Vendor Management</w:t>
+              <w:t>Module 21, Vendor Management</w:t>
             </w:r>
           </w:p>
         </w:tc>
@@ -12311,7 +12349,7 @@
                 <w:color w:val="000000"/>
                 <w:sz w:val="16"/>
               </w:rPr>
-              <w:t xml:space="preserve">Supplies the vendor, the hold and KYC gates this module enforces, the withholding code, and the catalogue the order lines snapshot from.</w:t>
+              <w:t>Supplies the vendor, the hold and KYC gates this module enforces, the withholding code, and the catalogue the order lines snapshot from.</w:t>
             </w:r>
           </w:p>
         </w:tc>
@@ -12347,7 +12385,7 @@
                 <w:color w:val="000000"/>
                 <w:sz w:val="16"/>
               </w:rPr>
-              <w:t xml:space="preserve">Module 22, Procurement &amp; Requisitions</w:t>
+              <w:t>Module 22, Procurement &amp; Requisitions</w:t>
             </w:r>
           </w:p>
         </w:tc>
@@ -12378,7 +12416,7 @@
                 <w:color w:val="000000"/>
                 <w:sz w:val="16"/>
               </w:rPr>
-              <w:t xml:space="preserve">Hands over the draft order an award produced.</w:t>
+              <w:t>Hands over the draft order an award produced.</w:t>
             </w:r>
           </w:p>
         </w:tc>
@@ -12414,7 +12452,7 @@
                 <w:color w:val="000000"/>
                 <w:sz w:val="16"/>
               </w:rPr>
-              <w:t xml:space="preserve">Module 24, Inventory &amp; Stock Ledger</w:t>
+              <w:t>Module 24, Inventory &amp; Stock Ledger</w:t>
             </w:r>
           </w:p>
         </w:tc>
@@ -12445,7 +12483,7 @@
                 <w:color w:val="000000"/>
                 <w:sz w:val="16"/>
               </w:rPr>
-              <w:t xml:space="preserve">Receives quantity and value from a stock-tracked receipt.</w:t>
+              <w:t>Receives quantity and value from a stock-tracked receipt.</w:t>
             </w:r>
           </w:p>
         </w:tc>
@@ -12481,7 +12519,7 @@
                 <w:color w:val="000000"/>
                 <w:sz w:val="16"/>
               </w:rPr>
-              <w:t xml:space="preserve">Module 18, Payments &amp; Collections</w:t>
+              <w:t>Module 18, Payments &amp; Collections</w:t>
             </w:r>
           </w:p>
         </w:tc>
@@ -12512,7 +12550,7 @@
                 <w:color w:val="000000"/>
                 <w:sz w:val="16"/>
               </w:rPr>
-              <w:t xml:space="preserve">Books a confirmed payout as a vendor payment through this module's payables service.</w:t>
+              <w:t>Books a confirmed payout as a vendor payment through this module's payables service.</w:t>
             </w:r>
           </w:p>
         </w:tc>
@@ -12548,7 +12586,7 @@
                 <w:color w:val="000000"/>
                 <w:sz w:val="16"/>
               </w:rPr>
-              <w:t xml:space="preserve">Seeding</w:t>
+              <w:t>Seeding</w:t>
             </w:r>
           </w:p>
         </w:tc>
@@ -12579,7 +12617,7 @@
                 <w:color w:val="000000"/>
                 <w:sz w:val="16"/>
               </w:rPr>
-              <w:t xml:space="preserve">seed_procurement_permissions registers the keys; seed_procurement_demo builds a worked procure-to-pay set.</w:t>
+              <w:t>seed_procurement_permissions registers the keys; seed_procurement_demo builds a worked procure-to-pay set.</w:t>
             </w:r>
           </w:p>
         </w:tc>
@@ -12602,7 +12640,7 @@
         <w:spacing w:after="120"/>
       </w:pPr>
       <w:r>
-        <w:t xml:space="preserve">These are current risks and gaps, not history.</w:t>
+        <w:t>These are current risks and gaps, not history.</w:t>
       </w:r>
     </w:p>
     <w:tbl>
@@ -12659,7 +12697,7 @@
               <w:rPr>
                 <w:sz w:val="16"/>
               </w:rPr>
-              <w:t xml:space="preserve">• The AP and GR/IR reconciliations used to reach a close only when the caller passed them in, and no production caller ever did, so every close ran without them and could seal a period over an unreconciled payables position while reporting success.</w:t>
+              <w:t>• The AP and GR/IR reconciliations used to reach a close only when the caller passed them in, and no production caller ever did, so every close ran without them and could seal a period over an unreconciled payables position while reporting success.</w:t>
             </w:r>
           </w:p>
           <w:p>
@@ -12671,7 +12709,7 @@
               <w:rPr>
                 <w:sz w:val="16"/>
               </w:rPr>
-              <w:t xml:space="preserve">• They are now registered with the close rather than passed to it (FR-013), which keeps the dependency running procurement to finance and means no caller has to remember them.</w:t>
+              <w:t>• They are now registered with the close rather than passed to it (FR-013), which keeps the dependency running procurement to finance and means no caller has to remember them.</w:t>
             </w:r>
           </w:p>
           <w:p>
@@ -12683,7 +12721,7 @@
               <w:rPr>
                 <w:sz w:val="16"/>
               </w:rPr>
-              <w:t xml:space="preserve">• What remains is finance's force flag, which can still override a blocking failure. It is audited as forced, and it is tracked against Module 19.</w:t>
+              <w:t>• What remains is finance's force flag, which can still override a blocking failure. It is audited as forced, and it is tracked against Module 19.</w:t>
             </w:r>
           </w:p>
         </w:tc>
@@ -12748,7 +12786,7 @@
               <w:rPr>
                 <w:sz w:val="16"/>
               </w:rPr>
-              <w:t xml:space="preserve">• A price variance outside tolerance is flagged but not blocking. The difference is isolated in the purchase price variance account rather than absorbed, which is ordinary practice, but nothing reports on that account, so it is visible only to somebody reading the ledger.</w:t>
+              <w:t>• A price variance outside tolerance is flagged but not blocking. The difference is isolated in the purchase price variance account rather than absorbed, which is ordinary practice, but nothing reports on that account, so it is visible only to somebody reading the ledger.</w:t>
             </w:r>
           </w:p>
           <w:p>
@@ -12760,7 +12798,7 @@
               <w:rPr>
                 <w:sz w:val="16"/>
               </w:rPr>
-              <w:t xml:space="preserve">• Branch scoping is unfinished where operational ownership of a purchase document is branch-specific. Tracked against Modules 22 to 24.</w:t>
+              <w:t>• Branch scoping is unfinished where operational ownership of a purchase document is branch-specific. Tracked against Modules 22 to 24.</w:t>
             </w:r>
           </w:p>
           <w:p>
@@ -12772,7 +12810,7 @@
               <w:rPr>
                 <w:sz w:val="16"/>
               </w:rPr>
-              <w:t xml:space="preserve">• Duplicate control covers the reference; a genuine duplicate captured under a different reference is not caught.</w:t>
+              <w:t>• Duplicate control covers the reference; a genuine duplicate captured under a different reference is not caught.</w:t>
             </w:r>
           </w:p>
           <w:p>
@@ -12784,7 +12822,7 @@
               <w:rPr>
                 <w:sz w:val="16"/>
               </w:rPr>
-              <w:t xml:space="preserve">• The non-PO invoice policy is explicit and per entity, and now defaults to refusing them: a bill with no order has nothing to match against, so approval would be its only control. An entity that turns it back on accepts that trade deliberately.</w:t>
+              <w:t>• The non-PO invoice policy is explicit and per entity, and now defaults to refusing them: a bill with no order has nothing to match against, so approval would be its only control. An entity that turns it back on accepts that trade deliberately.</w:t>
             </w:r>
           </w:p>
         </w:tc>
@@ -12807,7 +12845,7 @@
         <w:spacing w:after="120"/>
       </w:pPr>
       <w:r>
-        <w:t xml:space="preserve">Module 23 carries 17 capability entries in MRD v2.12. Each maps to the requirements below.</w:t>
+        <w:t>Module 23 carries 17 capability entries in MRD v2.12. Each maps to the requirements below.</w:t>
       </w:r>
     </w:p>
     <w:tbl>
@@ -12854,7 +12892,7 @@
                 <w:color w:val="FFFFFF"/>
                 <w:sz w:val="17"/>
               </w:rPr>
-              <w:t xml:space="preserve">MRD capability</w:t>
+              <w:t>MRD capability</w:t>
             </w:r>
           </w:p>
         </w:tc>
@@ -12886,7 +12924,7 @@
                 <w:color w:val="FFFFFF"/>
                 <w:sz w:val="17"/>
               </w:rPr>
-              <w:t xml:space="preserve">Requirements</w:t>
+              <w:t>Requirements</w:t>
             </w:r>
           </w:p>
         </w:tc>
@@ -12922,7 +12960,7 @@
                 <w:color w:val="000000"/>
                 <w:sz w:val="16"/>
               </w:rPr>
-              <w:t xml:space="preserve">Purchase-order creation and lifecycle</w:t>
+              <w:t>Purchase-order creation and lifecycle</w:t>
             </w:r>
           </w:p>
         </w:tc>
@@ -12953,7 +12991,7 @@
                 <w:color w:val="000000"/>
                 <w:sz w:val="16"/>
               </w:rPr>
-              <w:t xml:space="preserve">FR-001</w:t>
+              <w:t>FR-001</w:t>
             </w:r>
           </w:p>
         </w:tc>
@@ -12989,7 +13027,7 @@
                 <w:color w:val="000000"/>
                 <w:sz w:val="16"/>
               </w:rPr>
-              <w:t xml:space="preserve">Purchase-order lines and totals</w:t>
+              <w:t>Purchase-order lines and totals</w:t>
             </w:r>
           </w:p>
         </w:tc>
@@ -13020,7 +13058,7 @@
                 <w:color w:val="000000"/>
                 <w:sz w:val="16"/>
               </w:rPr>
-              <w:t xml:space="preserve">FR-001</w:t>
+              <w:t>FR-001</w:t>
             </w:r>
           </w:p>
         </w:tc>
@@ -13056,7 +13094,7 @@
                 <w:color w:val="000000"/>
                 <w:sz w:val="16"/>
               </w:rPr>
-              <w:t xml:space="preserve">Workflow approval integration</w:t>
+              <w:t>Workflow approval integration</w:t>
             </w:r>
           </w:p>
         </w:tc>
@@ -13087,7 +13125,7 @@
                 <w:color w:val="000000"/>
                 <w:sz w:val="16"/>
               </w:rPr>
-              <w:t xml:space="preserve">FR-001, FR-009</w:t>
+              <w:t>FR-001, FR-009</w:t>
             </w:r>
           </w:p>
         </w:tc>
@@ -13123,7 +13161,7 @@
                 <w:color w:val="000000"/>
                 <w:sz w:val="16"/>
               </w:rPr>
-              <w:t xml:space="preserve">Goods-received notes</w:t>
+              <w:t>Goods-received notes</w:t>
             </w:r>
           </w:p>
         </w:tc>
@@ -13154,7 +13192,7 @@
                 <w:color w:val="000000"/>
                 <w:sz w:val="16"/>
               </w:rPr>
-              <w:t xml:space="preserve">FR-003</w:t>
+              <w:t>FR-003</w:t>
             </w:r>
           </w:p>
         </w:tc>
@@ -13190,7 +13228,7 @@
                 <w:color w:val="000000"/>
                 <w:sz w:val="16"/>
               </w:rPr>
-              <w:t xml:space="preserve">Accepted and rejected quantities</w:t>
+              <w:t>Accepted and rejected quantities</w:t>
             </w:r>
           </w:p>
         </w:tc>
@@ -13221,7 +13259,7 @@
                 <w:color w:val="000000"/>
                 <w:sz w:val="16"/>
               </w:rPr>
-              <w:t xml:space="preserve">FR-003</w:t>
+              <w:t>FR-003</w:t>
             </w:r>
           </w:p>
         </w:tc>
@@ -13257,7 +13295,7 @@
                 <w:color w:val="000000"/>
                 <w:sz w:val="16"/>
               </w:rPr>
-              <w:t xml:space="preserve">Three-way matching</w:t>
+              <w:t>Three-way matching</w:t>
             </w:r>
           </w:p>
         </w:tc>
@@ -13288,7 +13326,7 @@
                 <w:color w:val="000000"/>
                 <w:sz w:val="16"/>
               </w:rPr>
-              <w:t xml:space="preserve">FR-004</w:t>
+              <w:t>FR-004</w:t>
             </w:r>
           </w:p>
         </w:tc>
@@ -13324,7 +13362,7 @@
                 <w:color w:val="000000"/>
                 <w:sz w:val="16"/>
               </w:rPr>
-              <w:t xml:space="preserve">Vendor invoice capture</w:t>
+              <w:t>Vendor invoice capture</w:t>
             </w:r>
           </w:p>
         </w:tc>
@@ -13355,7 +13393,7 @@
                 <w:color w:val="000000"/>
                 <w:sz w:val="16"/>
               </w:rPr>
-              <w:t xml:space="preserve">FR-005</w:t>
+              <w:t>FR-005</w:t>
             </w:r>
           </w:p>
         </w:tc>
@@ -13391,7 +13429,7 @@
                 <w:color w:val="000000"/>
                 <w:sz w:val="16"/>
               </w:rPr>
-              <w:t xml:space="preserve">Accounts-payable posting</w:t>
+              <w:t>Accounts-payable posting</w:t>
             </w:r>
           </w:p>
         </w:tc>
@@ -13422,7 +13460,7 @@
                 <w:color w:val="000000"/>
                 <w:sz w:val="16"/>
               </w:rPr>
-              <w:t xml:space="preserve">FR-006</w:t>
+              <w:t>FR-006</w:t>
             </w:r>
           </w:p>
         </w:tc>
@@ -13458,7 +13496,8 @@
                 <w:color w:val="000000"/>
                 <w:sz w:val="16"/>
               </w:rPr>
-              <w:t xml:space="preserve">Vendor payment creation</w:t>
+              <w:lastRenderedPageBreak/>
+              <w:t>Vendor payment creation</w:t>
             </w:r>
           </w:p>
         </w:tc>
@@ -13489,7 +13528,7 @@
                 <w:color w:val="000000"/>
                 <w:sz w:val="16"/>
               </w:rPr>
-              <w:t xml:space="preserve">FR-007, FR-009</w:t>
+              <w:t>FR-007, FR-009</w:t>
             </w:r>
           </w:p>
         </w:tc>
@@ -13525,7 +13564,7 @@
                 <w:color w:val="000000"/>
                 <w:sz w:val="16"/>
               </w:rPr>
-              <w:t xml:space="preserve">Payment allocation</w:t>
+              <w:t>Payment allocation</w:t>
             </w:r>
           </w:p>
         </w:tc>
@@ -13556,7 +13595,7 @@
                 <w:color w:val="000000"/>
                 <w:sz w:val="16"/>
               </w:rPr>
-              <w:t xml:space="preserve">FR-008, FR-009</w:t>
+              <w:t>FR-008, FR-009</w:t>
             </w:r>
           </w:p>
         </w:tc>
@@ -13592,7 +13631,7 @@
                 <w:color w:val="000000"/>
                 <w:sz w:val="16"/>
               </w:rPr>
-              <w:t xml:space="preserve">Payment cancellation and reversal</w:t>
+              <w:t>Payment cancellation and reversal</w:t>
             </w:r>
           </w:p>
         </w:tc>
@@ -13623,7 +13662,7 @@
                 <w:color w:val="000000"/>
                 <w:sz w:val="16"/>
               </w:rPr>
-              <w:t xml:space="preserve">FR-010</w:t>
+              <w:t>FR-010</w:t>
             </w:r>
           </w:p>
         </w:tc>
@@ -13659,7 +13698,7 @@
                 <w:color w:val="000000"/>
                 <w:sz w:val="16"/>
               </w:rPr>
-              <w:t xml:space="preserve">Delivery and payment status tracking</w:t>
+              <w:t>Delivery and payment status tracking</w:t>
             </w:r>
           </w:p>
         </w:tc>
@@ -13690,7 +13729,7 @@
                 <w:color w:val="000000"/>
                 <w:sz w:val="16"/>
               </w:rPr>
-              <w:t xml:space="preserve">FR-002, FR-012</w:t>
+              <w:t>FR-002, FR-012</w:t>
             </w:r>
           </w:p>
         </w:tc>
@@ -13726,7 +13765,7 @@
                 <w:color w:val="000000"/>
                 <w:sz w:val="16"/>
               </w:rPr>
-              <w:t xml:space="preserve">Duplicate invoice detection and retry-safe capture</w:t>
+              <w:t>Duplicate invoice detection and retry-safe capture</w:t>
             </w:r>
           </w:p>
         </w:tc>
@@ -13757,7 +13796,7 @@
                 <w:color w:val="000000"/>
                 <w:sz w:val="16"/>
               </w:rPr>
-              <w:t xml:space="preserve">FR-005</w:t>
+              <w:t>FR-005</w:t>
             </w:r>
           </w:p>
         </w:tc>
@@ -13793,7 +13832,7 @@
                 <w:color w:val="000000"/>
                 <w:sz w:val="16"/>
               </w:rPr>
-              <w:t xml:space="preserve">Vendor advance posting and clearing</w:t>
+              <w:t>Vendor advance posting and clearing</w:t>
             </w:r>
           </w:p>
         </w:tc>
@@ -13824,7 +13863,7 @@
                 <w:color w:val="000000"/>
                 <w:sz w:val="16"/>
               </w:rPr>
-              <w:t xml:space="preserve">FR-007</w:t>
+              <w:t>FR-007</w:t>
             </w:r>
           </w:p>
         </w:tc>
@@ -13860,7 +13899,7 @@
                 <w:color w:val="000000"/>
                 <w:sz w:val="16"/>
               </w:rPr>
-              <w:t xml:space="preserve">Vendor advance drawdown against later bills</w:t>
+              <w:t>Vendor advance drawdown against later bills</w:t>
             </w:r>
           </w:p>
         </w:tc>
@@ -13891,7 +13930,7 @@
                 <w:color w:val="000000"/>
                 <w:sz w:val="16"/>
               </w:rPr>
-              <w:t xml:space="preserve">FR-008</w:t>
+              <w:t>FR-008</w:t>
             </w:r>
           </w:p>
         </w:tc>
@@ -13927,7 +13966,7 @@
                 <w:color w:val="000000"/>
                 <w:sz w:val="16"/>
               </w:rPr>
-              <w:t xml:space="preserve">Dated payment allocations</w:t>
+              <w:t>Dated payment allocations</w:t>
             </w:r>
           </w:p>
         </w:tc>
@@ -13958,7 +13997,7 @@
                 <w:color w:val="000000"/>
                 <w:sz w:val="16"/>
               </w:rPr>
-              <w:t xml:space="preserve">FR-008</w:t>
+              <w:t>FR-008</w:t>
             </w:r>
           </w:p>
         </w:tc>
@@ -13994,7 +14033,7 @@
                 <w:color w:val="000000"/>
                 <w:sz w:val="16"/>
               </w:rPr>
-              <w:t xml:space="preserve">Procure-to-pay audit trail</w:t>
+              <w:t>Procure-to-pay audit trail</w:t>
             </w:r>
           </w:p>
         </w:tc>
@@ -14025,7 +14064,7 @@
                 <w:color w:val="000000"/>
                 <w:sz w:val="16"/>
               </w:rPr>
-              <w:t xml:space="preserve">FR-012, FR-013</w:t>
+              <w:t>FR-012, FR-013</w:t>
             </w:r>
           </w:p>
         </w:tc>
@@ -14088,7 +14127,7 @@
                 <w:color w:val="FFFFFF"/>
                 <w:sz w:val="17"/>
               </w:rPr>
-              <w:t xml:space="preserve">Version</w:t>
+              <w:t>Version</w:t>
             </w:r>
           </w:p>
         </w:tc>
@@ -14120,7 +14159,7 @@
                 <w:color w:val="FFFFFF"/>
                 <w:sz w:val="17"/>
               </w:rPr>
-              <w:t xml:space="preserve">Date</w:t>
+              <w:t>Date</w:t>
             </w:r>
           </w:p>
         </w:tc>
@@ -14152,7 +14191,7 @@
                 <w:color w:val="FFFFFF"/>
                 <w:sz w:val="17"/>
               </w:rPr>
-              <w:t xml:space="preserve">Summary</w:t>
+              <w:t>Summary</w:t>
             </w:r>
           </w:p>
         </w:tc>
@@ -14188,7 +14227,7 @@
                 <w:color w:val="000000"/>
                 <w:sz w:val="16"/>
               </w:rPr>
-              <w:t xml:space="preserve">1.2</w:t>
+              <w:t>1.2</w:t>
             </w:r>
           </w:p>
         </w:tc>
@@ -14219,7 +14258,7 @@
                 <w:color w:val="000000"/>
                 <w:sz w:val="16"/>
               </w:rPr>
-              <w:t xml:space="preserve">13 Aug 2026</w:t>
+              <w:t>13 Aug 2026</w:t>
             </w:r>
           </w:p>
         </w:tc>
@@ -14250,7 +14289,7 @@
                 <w:color w:val="000000"/>
                 <w:sz w:val="16"/>
               </w:rPr>
-              <w:t xml:space="preserve">Corrected FR-013. The AP and GR/IR reconciliations are now registered with the finance close rather than passed to it, so every close runs them; previously nothing in the product supplied them and every close ran without. Records which of the two blocks and which warns, and that an entity with no vendors is offered neither.</w:t>
+              <w:t>Corrected FR-013. The AP and GR/IR reconciliations are now registered with the finance close rather than passed to it, so every close runs them; previously nothing in the product supplied them and every close ran without. Records which of the two blocks and which warns, and that an entity with no vendors is offered neither.</w:t>
             </w:r>
           </w:p>
         </w:tc>
@@ -14286,7 +14325,7 @@
                 <w:color w:val="000000"/>
                 <w:sz w:val="16"/>
               </w:rPr>
-              <w:t xml:space="preserve">1.1</w:t>
+              <w:t>1.1</w:t>
             </w:r>
           </w:p>
         </w:tc>
@@ -14317,7 +14356,7 @@
                 <w:color w:val="000000"/>
                 <w:sz w:val="16"/>
               </w:rPr>
-              <w:t xml:space="preserve">13 Aug 2026</w:t>
+              <w:t>13 Aug 2026</w:t>
             </w:r>
           </w:p>
         </w:tc>
@@ -14348,7 +14387,7 @@
                 <w:color w:val="000000"/>
                 <w:sz w:val="16"/>
               </w:rPr>
-              <w:t xml:space="preserve">Corrected FR-004. It named two blocking match outcomes when there are three, did not mention that overriding one needs a dedicated permission, and implied a price variance needs that override when it does not. Added where a price difference actually goes: GR/IR clears at the receipt basis and the difference lands in the purchase price variance account. Recorded that non-PO bills are now refused by default.</w:t>
+              <w:t>Corrected FR-004. It named two blocking match outcomes when there are three, did not mention that overriding one needs a dedicated permission, and implied a price variance needs that override when it does not. Added where a price difference actually goes: GR/IR clears at the receipt basis and the difference lands in the purchase price variance account. Recorded that non-PO bills are now refused by default.</w:t>
             </w:r>
           </w:p>
         </w:tc>
@@ -14384,7 +14423,7 @@
                 <w:color w:val="000000"/>
                 <w:sz w:val="16"/>
               </w:rPr>
-              <w:t xml:space="preserve">1.0</w:t>
+              <w:t>1.0</w:t>
             </w:r>
           </w:p>
         </w:tc>
@@ -14415,7 +14454,7 @@
                 <w:color w:val="000000"/>
                 <w:sz w:val="16"/>
               </w:rPr>
-              <w:t xml:space="preserve">13 Aug 2026</w:t>
+              <w:t>13 Aug 2026</w:t>
             </w:r>
           </w:p>
         </w:tc>
@@ -14446,12 +14485,13 @@
                 <w:color w:val="000000"/>
                 <w:sz w:val="16"/>
               </w:rPr>
-              <w:t xml:space="preserve">First functional baseline for Module 23, written against the backend at 3ba18f8. Records GR/IR clearing as the control between receipt and bill, the three-way match and which of its outcomes block, duplicate and retry-safe bill capture, the payment debit split between accounts payable and the vendor-advance asset with its dated drawdown, the separation of an approved plan from the posting that creates history, the vendor hold and KYC gates enforced in the service, and the payables checks a period close only runs when its caller supplies them.</w:t>
+              <w:t>First functional baseline for Module 23, written against the backend at 3ba18f8. Records GR/IR clearing as the control between receipt and bill, the three-way match and which of its outcomes block, duplicate and retry-safe bill capture, the payment debit split between accounts payable and the vendor-advance asset with its dated drawdown, the separation of an approved plan from the posting that creates history, the vendor hold and KYC gates enforced in the service, and the payables checks a period close only runs when its caller supplies them.</w:t>
             </w:r>
           </w:p>
         </w:tc>
       </w:tr>
     </w:tbl>
+    <w:p/>
     <w:sectPr>
       <w:headerReference w:type="even" r:id="rId7"/>
       <w:headerReference w:type="default" r:id="rId8"/>
